--- a/Project Documents/4.Learnings & Reflections.docx
+++ b/Project Documents/4.Learnings & Reflections.docx
@@ -1,527 +1,462 @@
 
 <file path=word/document.xml><?xml version="1.0" encoding="utf-8"?>
-<w:document xmlns:wpc="http://schemas.microsoft.com/office/word/2010/wordprocessingCanvas" xmlns:mc="http://schemas.openxmlformats.org/markup-compatibility/2006" xmlns:o="urn:schemas-microsoft-com:office:office" xmlns:r="http://schemas.openxmlformats.org/officeDocument/2006/relationships" xmlns:m="http://schemas.openxmlformats.org/officeDocument/2006/math" xmlns:v="urn:schemas-microsoft-com:vml" xmlns:wp14="http://schemas.microsoft.com/office/word/2010/wordprocessingDrawing" xmlns:wp="http://schemas.openxmlformats.org/drawingml/2006/wordprocessingDrawing" xmlns:w10="urn:schemas-microsoft-com:office:word" xmlns:w="http://schemas.openxmlformats.org/wordprocessingml/2006/main" xmlns:w14="http://schemas.microsoft.com/office/word/2010/wordml" xmlns:w15="http://schemas.microsoft.com/office/word/2012/wordml" xmlns:wpg="http://schemas.microsoft.com/office/word/2010/wordprocessingGroup" xmlns:wpi="http://schemas.microsoft.com/office/word/2010/wordprocessingInk" xmlns:wne="http://schemas.microsoft.com/office/word/2006/wordml" xmlns:wps="http://schemas.microsoft.com/office/word/2010/wordprocessingShape" xmlns:w16se="http://schemas.microsoft.com/office/word/2015/wordml/symex" xmlns:w16cid="http://schemas.microsoft.com/office/word/2016/wordml/cid" xmlns:w16="http://schemas.microsoft.com/office/word/2018/wordml" xmlns:w16cex="http://schemas.microsoft.com/office/word/2018/wordml/cex" xmlns:w16sdtdh="http://schemas.microsoft.com/office/word/2020/wordml/sdtdatahash" xmlns:w16sdtfl="http://schemas.microsoft.com/office/word/2024/wordml/sdtformatlock" mc:Ignorable="w14 w15 wp14 w16se w16cid w16 w16cex w16sdtdh w16sdtfl">
+<w:document xmlns:wpc="http://schemas.microsoft.com/office/word/2010/wordprocessingCanvas" xmlns:cx="http://schemas.microsoft.com/office/drawing/2014/chartex" xmlns:cx1="http://schemas.microsoft.com/office/drawing/2015/9/8/chartex" xmlns:cx2="http://schemas.microsoft.com/office/drawing/2015/10/21/chartex" xmlns:cx3="http://schemas.microsoft.com/office/drawing/2016/5/9/chartex" xmlns:cx4="http://schemas.microsoft.com/office/drawing/2016/5/10/chartex" xmlns:cx5="http://schemas.microsoft.com/office/drawing/2016/5/11/chartex" xmlns:cx6="http://schemas.microsoft.com/office/drawing/2016/5/12/chartex" xmlns:cx7="http://schemas.microsoft.com/office/drawing/2016/5/13/chartex" xmlns:cx8="http://schemas.microsoft.com/office/drawing/2016/5/14/chartex" xmlns:mc="http://schemas.openxmlformats.org/markup-compatibility/2006" xmlns:aink="http://schemas.microsoft.com/office/drawing/2016/ink" xmlns:am3d="http://schemas.microsoft.com/office/drawing/2017/model3d" xmlns:o="urn:schemas-microsoft-com:office:office" xmlns:oel="http://schemas.microsoft.com/office/2019/extlst" xmlns:r="http://schemas.openxmlformats.org/officeDocument/2006/relationships" xmlns:m="http://schemas.openxmlformats.org/officeDocument/2006/math" xmlns:v="urn:schemas-microsoft-com:vml" xmlns:wp14="http://schemas.microsoft.com/office/word/2010/wordprocessingDrawing" xmlns:wp="http://schemas.openxmlformats.org/drawingml/2006/wordprocessingDrawing" xmlns:w10="urn:schemas-microsoft-com:office:word" xmlns:w="http://schemas.openxmlformats.org/wordprocessingml/2006/main" xmlns:w14="http://schemas.microsoft.com/office/word/2010/wordml" xmlns:w15="http://schemas.microsoft.com/office/word/2012/wordml" xmlns:w16cex="http://schemas.microsoft.com/office/word/2018/wordml/cex" xmlns:w16cid="http://schemas.microsoft.com/office/word/2016/wordml/cid" xmlns:w16="http://schemas.microsoft.com/office/word/2018/wordml" xmlns:w16du="http://schemas.microsoft.com/office/word/2023/wordml/word16du" xmlns:w16sdtdh="http://schemas.microsoft.com/office/word/2020/wordml/sdtdatahash" xmlns:w16sdtfl="http://schemas.microsoft.com/office/word/2024/wordml/sdtformatlock" xmlns:w16se="http://schemas.microsoft.com/office/word/2015/wordml/symex" xmlns:wpg="http://schemas.microsoft.com/office/word/2010/wordprocessingGroup" xmlns:wpi="http://schemas.microsoft.com/office/word/2010/wordprocessingInk" xmlns:wne="http://schemas.microsoft.com/office/word/2006/wordml" xmlns:wps="http://schemas.microsoft.com/office/word/2010/wordprocessingShape" mc:Ignorable="w14 w15 w16se w16cid w16 w16cex w16sdtdh w16sdtfl w16du wp14">
   <w:body>
-    <w:p xmlns:wp14="http://schemas.microsoft.com/office/word/2010/wordml" wp14:paraId="221F2F2C" wp14:textId="7EF4F71E">
+    <w:p>
       <w:pPr>
         <w:pStyle w:val="Heading1"/>
-        <w:spacing w:before="322" w:beforeAutospacing="off" w:after="322" w:afterAutospacing="off"/>
-      </w:pPr>
-      <w:r>
-        <w:rPr>
-          <w:rFonts w:ascii="Aptos Display" w:hAnsi="Aptos Display" w:eastAsia="Aptos Display" w:cs="Aptos Display"/>
-          <w:b w:val="1"/>
-          <w:bCs w:val="1"/>
-          <w:noProof w:val="0"/>
+        <w:spacing w:before="322" w:after="322"/>
+      </w:pPr>
+      <w:r>
+        <w:rPr>
+          <w:rFonts w:ascii="Aptos Display" w:eastAsia="Aptos Display" w:hAnsi="Aptos Display" w:cs="Aptos Display"/>
+          <w:b/>
+          <w:bCs/>
           <w:sz w:val="48"/>
           <w:szCs w:val="48"/>
-          <w:lang w:val="en-US"/>
         </w:rPr>
         <w:t>Learnings &amp; Reflections Document</w:t>
       </w:r>
     </w:p>
-    <w:p xmlns:wp14="http://schemas.microsoft.com/office/word/2010/wordml" wp14:paraId="13231CAE" wp14:textId="0B934511">
+    <w:p>
       <w:pPr>
         <w:pStyle w:val="Heading3"/>
-        <w:spacing w:before="281" w:beforeAutospacing="off" w:after="281" w:afterAutospacing="off"/>
-      </w:pPr>
-      <w:r>
-        <w:rPr>
-          <w:rFonts w:ascii="Aptos Display" w:hAnsi="Aptos Display" w:eastAsia="Aptos Display" w:cs="Aptos Display"/>
-          <w:b w:val="1"/>
-          <w:bCs w:val="1"/>
-          <w:noProof w:val="0"/>
-          <w:sz w:val="28"/>
-          <w:szCs w:val="28"/>
-          <w:lang w:val="en-US"/>
+        <w:spacing w:before="281" w:after="281"/>
+      </w:pPr>
+      <w:r>
+        <w:rPr>
+          <w:rFonts w:ascii="Aptos Display" w:eastAsia="Aptos Display" w:hAnsi="Aptos Display" w:cs="Aptos Display"/>
+          <w:b/>
+          <w:bCs/>
         </w:rPr>
         <w:t>1. Team Reflection</w:t>
       </w:r>
     </w:p>
-    <w:p xmlns:wp14="http://schemas.microsoft.com/office/word/2010/wordml" wp14:paraId="5BB6E7F9" wp14:textId="3A4FC317">
-      <w:pPr>
-        <w:pStyle w:val="ListParagraph"/>
-        <w:numPr>
-          <w:ilvl w:val="0"/>
-          <w:numId w:val="1"/>
-        </w:numPr>
-        <w:spacing w:before="0" w:beforeAutospacing="off" w:after="0" w:afterAutospacing="off"/>
-        <w:rPr>
-          <w:rFonts w:ascii="Aptos Display" w:hAnsi="Aptos Display" w:eastAsia="Aptos Display" w:cs="Aptos Display"/>
-          <w:i w:val="1"/>
-          <w:iCs w:val="1"/>
-          <w:noProof w:val="0"/>
-          <w:color w:val="7F7F7F" w:themeColor="text1" w:themeTint="80" w:themeShade="FF"/>
-          <w:sz w:val="24"/>
-          <w:szCs w:val="24"/>
-          <w:lang w:val="en-US"/>
-        </w:rPr>
-      </w:pPr>
-      <w:r>
-        <w:rPr>
-          <w:rFonts w:ascii="Aptos Display" w:hAnsi="Aptos Display" w:eastAsia="Aptos Display" w:cs="Aptos Display"/>
-          <w:i w:val="1"/>
-          <w:iCs w:val="1"/>
-          <w:noProof w:val="0"/>
-          <w:color w:val="7F7F7F" w:themeColor="text1" w:themeTint="80" w:themeShade="FF"/>
-          <w:sz w:val="24"/>
-          <w:szCs w:val="24"/>
-          <w:lang w:val="en-US"/>
-        </w:rPr>
-        <w:t xml:space="preserve">How did the team work together? </w:t>
-      </w:r>
-    </w:p>
-    <w:p xmlns:wp14="http://schemas.microsoft.com/office/word/2010/wordml" wp14:paraId="4D748438" wp14:textId="4F083ABB">
-      <w:pPr>
-        <w:pStyle w:val="ListParagraph"/>
-        <w:numPr>
-          <w:ilvl w:val="0"/>
-          <w:numId w:val="1"/>
-        </w:numPr>
-        <w:spacing w:before="0" w:beforeAutospacing="off" w:after="0" w:afterAutospacing="off"/>
-        <w:rPr>
-          <w:rFonts w:ascii="Aptos Display" w:hAnsi="Aptos Display" w:eastAsia="Aptos Display" w:cs="Aptos Display"/>
-          <w:i w:val="1"/>
-          <w:iCs w:val="1"/>
-          <w:noProof w:val="0"/>
-          <w:color w:val="7F7F7F" w:themeColor="text1" w:themeTint="80" w:themeShade="FF"/>
-          <w:sz w:val="24"/>
-          <w:szCs w:val="24"/>
-          <w:lang w:val="en-US"/>
-        </w:rPr>
-      </w:pPr>
-      <w:r>
-        <w:rPr>
-          <w:rFonts w:ascii="Aptos Display" w:hAnsi="Aptos Display" w:eastAsia="Aptos Display" w:cs="Aptos Display"/>
-          <w:i w:val="1"/>
-          <w:iCs w:val="1"/>
-          <w:noProof w:val="0"/>
-          <w:color w:val="7F7F7F" w:themeColor="text1" w:themeTint="80" w:themeShade="FF"/>
-          <w:sz w:val="24"/>
-          <w:szCs w:val="24"/>
-          <w:lang w:val="en-US"/>
-        </w:rPr>
-        <w:t xml:space="preserve">What worked well? </w:t>
-      </w:r>
-    </w:p>
-    <w:p xmlns:wp14="http://schemas.microsoft.com/office/word/2010/wordml" wp14:paraId="14E6A2DC" wp14:textId="7AFCFC3E">
-      <w:pPr>
-        <w:pStyle w:val="ListParagraph"/>
-        <w:numPr>
-          <w:ilvl w:val="0"/>
-          <w:numId w:val="1"/>
-        </w:numPr>
-        <w:spacing w:before="0" w:beforeAutospacing="off" w:after="0" w:afterAutospacing="off"/>
-        <w:rPr>
-          <w:rFonts w:ascii="Aptos Display" w:hAnsi="Aptos Display" w:eastAsia="Aptos Display" w:cs="Aptos Display"/>
-          <w:i w:val="1"/>
-          <w:iCs w:val="1"/>
-          <w:noProof w:val="0"/>
-          <w:color w:val="7F7F7F" w:themeColor="text1" w:themeTint="80" w:themeShade="FF"/>
-          <w:sz w:val="24"/>
-          <w:szCs w:val="24"/>
-          <w:lang w:val="en-US"/>
-        </w:rPr>
-      </w:pPr>
-      <w:r>
-        <w:rPr>
-          <w:rFonts w:ascii="Aptos Display" w:hAnsi="Aptos Display" w:eastAsia="Aptos Display" w:cs="Aptos Display"/>
-          <w:i w:val="1"/>
-          <w:iCs w:val="1"/>
-          <w:noProof w:val="0"/>
-          <w:color w:val="7F7F7F" w:themeColor="text1" w:themeTint="80" w:themeShade="FF"/>
-          <w:sz w:val="24"/>
-          <w:szCs w:val="24"/>
-          <w:lang w:val="en-US"/>
-        </w:rPr>
-        <w:t xml:space="preserve">What could be improved? </w:t>
-      </w:r>
-    </w:p>
-    <w:p xmlns:wp14="http://schemas.microsoft.com/office/word/2010/wordml" wp14:paraId="0F138227" wp14:textId="181EE4F8"/>
-    <w:p xmlns:wp14="http://schemas.microsoft.com/office/word/2010/wordml" wp14:paraId="1AC579B6" wp14:textId="1EAC1F09">
+    <w:p>
+      <w:pPr>
+        <w:rPr>
+          <w:rFonts w:ascii="Aptos Display" w:eastAsia="Aptos Display" w:hAnsi="Aptos Display" w:cs="Aptos Display"/>
+          <w:i/>
+          <w:iCs/>
+          <w:color w:val="7F7F7F" w:themeColor="text1" w:themeTint="80"/>
+          <w:lang w:val="en-IN"/>
+        </w:rPr>
+      </w:pPr>
+      <w:r>
+        <w:rPr>
+          <w:rFonts w:ascii="Aptos Display" w:eastAsia="Aptos Display" w:hAnsi="Aptos Display" w:cs="Aptos Display"/>
+          <w:i/>
+          <w:iCs/>
+          <w:color w:val="7F7F7F" w:themeColor="text1" w:themeTint="80"/>
+          <w:lang w:val="en-IN"/>
+        </w:rPr>
+        <w:t>The project was planned as a collaborative effort with defined roles for mechanical and electronics development. However, during execution, the workload distribution became uneven, and a majority of the tasks were completed individually to ensure timely progress.</w:t>
+      </w:r>
+    </w:p>
+    <w:p>
+      <w:pPr>
+        <w:rPr>
+          <w:rFonts w:ascii="Aptos Display" w:eastAsia="Aptos Display" w:hAnsi="Aptos Display" w:cs="Aptos Display"/>
+          <w:i/>
+          <w:iCs/>
+          <w:color w:val="7F7F7F" w:themeColor="text1" w:themeTint="80"/>
+          <w:lang w:val="en-IN"/>
+        </w:rPr>
+      </w:pPr>
+      <w:r>
+        <w:rPr>
+          <w:rFonts w:ascii="Aptos Display" w:eastAsia="Aptos Display" w:hAnsi="Aptos Display" w:cs="Aptos Display"/>
+          <w:i/>
+          <w:iCs/>
+          <w:color w:val="7F7F7F" w:themeColor="text1" w:themeTint="80"/>
+          <w:lang w:val="en-IN"/>
+        </w:rPr>
+        <w:t>What worked well was the clarity of the project idea and the ability to independently manage multiple aspects of the build, including electronics, assembly, and documentation.</w:t>
+      </w:r>
+    </w:p>
+    <w:p>
+      <w:pPr>
+        <w:rPr>
+          <w:rFonts w:ascii="Aptos Display" w:eastAsia="Aptos Display" w:hAnsi="Aptos Display" w:cs="Aptos Display"/>
+          <w:i/>
+          <w:iCs/>
+          <w:color w:val="7F7F7F" w:themeColor="text1" w:themeTint="80"/>
+          <w:lang w:val="en-IN"/>
+        </w:rPr>
+      </w:pPr>
+      <w:r>
+        <w:rPr>
+          <w:rFonts w:ascii="Aptos Display" w:eastAsia="Aptos Display" w:hAnsi="Aptos Display" w:cs="Aptos Display"/>
+          <w:i/>
+          <w:iCs/>
+          <w:color w:val="7F7F7F" w:themeColor="text1" w:themeTint="80"/>
+          <w:lang w:val="en-IN"/>
+        </w:rPr>
+        <w:t>An area for improvement would be better task tracking and communication within the team to ensure more balanced contribution and accountability.</w:t>
+      </w:r>
+    </w:p>
+    <w:p>
+      <w:pPr>
+        <w:rPr>
+          <w:lang w:val="en-IN"/>
+        </w:rPr>
+      </w:pPr>
+    </w:p>
+    <w:p>
       <w:pPr>
         <w:pStyle w:val="Heading3"/>
-        <w:spacing w:before="281" w:beforeAutospacing="off" w:after="281" w:afterAutospacing="off"/>
-      </w:pPr>
-      <w:r>
-        <w:rPr>
-          <w:rFonts w:ascii="Aptos Display" w:hAnsi="Aptos Display" w:eastAsia="Aptos Display" w:cs="Aptos Display"/>
-          <w:b w:val="1"/>
-          <w:bCs w:val="1"/>
-          <w:noProof w:val="0"/>
-          <w:sz w:val="28"/>
-          <w:szCs w:val="28"/>
-          <w:lang w:val="en-US"/>
+        <w:spacing w:before="281" w:after="281"/>
+      </w:pPr>
+      <w:r>
+        <w:rPr>
+          <w:rFonts w:ascii="Aptos Display" w:eastAsia="Aptos Display" w:hAnsi="Aptos Display" w:cs="Aptos Display"/>
+          <w:b/>
+          <w:bCs/>
         </w:rPr>
         <w:t>2. Technical Reflection</w:t>
       </w:r>
     </w:p>
-    <w:p xmlns:wp14="http://schemas.microsoft.com/office/word/2010/wordml" wp14:paraId="66BCEF20" wp14:textId="766054F5">
-      <w:pPr>
-        <w:pStyle w:val="ListParagraph"/>
-        <w:numPr>
-          <w:ilvl w:val="0"/>
-          <w:numId w:val="2"/>
-        </w:numPr>
-        <w:spacing w:before="0" w:beforeAutospacing="off" w:after="0" w:afterAutospacing="off"/>
-        <w:rPr>
-          <w:rFonts w:ascii="Aptos Display" w:hAnsi="Aptos Display" w:eastAsia="Aptos Display" w:cs="Aptos Display"/>
-          <w:i w:val="1"/>
-          <w:iCs w:val="1"/>
-          <w:noProof w:val="0"/>
-          <w:color w:val="7F7F7F" w:themeColor="text1" w:themeTint="80" w:themeShade="FF"/>
-          <w:sz w:val="24"/>
-          <w:szCs w:val="24"/>
-          <w:lang w:val="en-US"/>
-        </w:rPr>
-      </w:pPr>
-      <w:r>
-        <w:rPr>
-          <w:rFonts w:ascii="Aptos Display" w:hAnsi="Aptos Display" w:eastAsia="Aptos Display" w:cs="Aptos Display"/>
-          <w:i w:val="1"/>
-          <w:iCs w:val="1"/>
-          <w:noProof w:val="0"/>
-          <w:color w:val="7F7F7F" w:themeColor="text1" w:themeTint="80" w:themeShade="FF"/>
-          <w:sz w:val="24"/>
-          <w:szCs w:val="24"/>
-          <w:lang w:val="en-US"/>
-        </w:rPr>
-        <w:t xml:space="preserve">Key technical challenges </w:t>
-      </w:r>
-    </w:p>
-    <w:p xmlns:wp14="http://schemas.microsoft.com/office/word/2010/wordml" wp14:paraId="05EAECFD" wp14:textId="198DBDE9">
-      <w:pPr>
-        <w:pStyle w:val="ListParagraph"/>
-        <w:numPr>
-          <w:ilvl w:val="0"/>
-          <w:numId w:val="2"/>
-        </w:numPr>
-        <w:spacing w:before="0" w:beforeAutospacing="off" w:after="0" w:afterAutospacing="off"/>
-        <w:rPr>
-          <w:rFonts w:ascii="Aptos Display" w:hAnsi="Aptos Display" w:eastAsia="Aptos Display" w:cs="Aptos Display"/>
-          <w:i w:val="1"/>
-          <w:iCs w:val="1"/>
-          <w:noProof w:val="0"/>
-          <w:color w:val="7F7F7F" w:themeColor="text1" w:themeTint="80" w:themeShade="FF"/>
-          <w:sz w:val="24"/>
-          <w:szCs w:val="24"/>
-          <w:lang w:val="en-US"/>
-        </w:rPr>
-      </w:pPr>
-      <w:r>
-        <w:rPr>
-          <w:rFonts w:ascii="Aptos Display" w:hAnsi="Aptos Display" w:eastAsia="Aptos Display" w:cs="Aptos Display"/>
-          <w:i w:val="1"/>
-          <w:iCs w:val="1"/>
-          <w:noProof w:val="0"/>
-          <w:color w:val="7F7F7F" w:themeColor="text1" w:themeTint="80" w:themeShade="FF"/>
-          <w:sz w:val="24"/>
-          <w:szCs w:val="24"/>
-          <w:lang w:val="en-US"/>
-        </w:rPr>
-        <w:t xml:space="preserve">What did you learn (hardware/software)? </w:t>
-      </w:r>
-    </w:p>
-    <w:p xmlns:wp14="http://schemas.microsoft.com/office/word/2010/wordml" wp14:paraId="364EC0FA" wp14:textId="415810EB">
-      <w:pPr>
-        <w:pStyle w:val="ListParagraph"/>
-        <w:numPr>
-          <w:ilvl w:val="0"/>
-          <w:numId w:val="2"/>
-        </w:numPr>
-        <w:spacing w:before="0" w:beforeAutospacing="off" w:after="0" w:afterAutospacing="off"/>
-        <w:rPr>
-          <w:rFonts w:ascii="Aptos Display" w:hAnsi="Aptos Display" w:eastAsia="Aptos Display" w:cs="Aptos Display"/>
-          <w:i w:val="1"/>
-          <w:iCs w:val="1"/>
-          <w:noProof w:val="0"/>
-          <w:color w:val="7F7F7F" w:themeColor="text1" w:themeTint="80" w:themeShade="FF"/>
-          <w:sz w:val="24"/>
-          <w:szCs w:val="24"/>
-          <w:lang w:val="en-US"/>
-        </w:rPr>
-      </w:pPr>
-      <w:r>
-        <w:rPr>
-          <w:rFonts w:ascii="Aptos Display" w:hAnsi="Aptos Display" w:eastAsia="Aptos Display" w:cs="Aptos Display"/>
-          <w:i w:val="1"/>
-          <w:iCs w:val="1"/>
-          <w:noProof w:val="0"/>
-          <w:color w:val="7F7F7F" w:themeColor="text1" w:themeTint="80" w:themeShade="FF"/>
-          <w:sz w:val="24"/>
-          <w:szCs w:val="24"/>
-          <w:lang w:val="en-US"/>
-        </w:rPr>
-        <w:t xml:space="preserve">Mistakes &amp; debugging experiences </w:t>
-      </w:r>
-    </w:p>
-    <w:p xmlns:wp14="http://schemas.microsoft.com/office/word/2010/wordml" wp14:paraId="32AC5964" wp14:textId="768DB9FE"/>
-    <w:p xmlns:wp14="http://schemas.microsoft.com/office/word/2010/wordml" wp14:paraId="39EC96FF" wp14:textId="75605693">
+    <w:p>
+      <w:pPr>
+        <w:rPr>
+          <w:rFonts w:ascii="Aptos Display" w:eastAsia="Aptos Display" w:hAnsi="Aptos Display" w:cs="Aptos Display"/>
+          <w:i/>
+          <w:iCs/>
+          <w:color w:val="7F7F7F" w:themeColor="text1" w:themeTint="80"/>
+          <w:lang w:val="en-IN"/>
+        </w:rPr>
+      </w:pPr>
+      <w:r>
+        <w:rPr>
+          <w:rFonts w:ascii="Aptos Display" w:eastAsia="Aptos Display" w:hAnsi="Aptos Display" w:cs="Aptos Display"/>
+          <w:i/>
+          <w:iCs/>
+          <w:color w:val="7F7F7F" w:themeColor="text1" w:themeTint="80"/>
+          <w:lang w:val="en-IN"/>
+        </w:rPr>
+        <w:t>One of the key challenges was controlling multiple servo motors simultaneously while maintaining stable movement. This required understanding the use of the PCA9685 servo driver and proper wiring.</w:t>
+      </w:r>
+    </w:p>
+    <w:p>
+      <w:pPr>
+        <w:rPr>
+          <w:rFonts w:ascii="Aptos Display" w:eastAsia="Aptos Display" w:hAnsi="Aptos Display" w:cs="Aptos Display"/>
+          <w:i/>
+          <w:iCs/>
+          <w:color w:val="7F7F7F" w:themeColor="text1" w:themeTint="80"/>
+          <w:lang w:val="en-IN"/>
+        </w:rPr>
+      </w:pPr>
+      <w:r>
+        <w:rPr>
+          <w:rFonts w:ascii="Aptos Display" w:eastAsia="Aptos Display" w:hAnsi="Aptos Display" w:cs="Aptos Display"/>
+          <w:i/>
+          <w:iCs/>
+          <w:color w:val="7F7F7F" w:themeColor="text1" w:themeTint="80"/>
+          <w:lang w:val="en-IN"/>
+        </w:rPr>
+        <w:t>Another challenge was ensuring a stable power supply, as servo motors required high current and caused issues when not powered correctly.</w:t>
+      </w:r>
+    </w:p>
+    <w:p>
+      <w:pPr>
+        <w:rPr>
+          <w:rFonts w:ascii="Aptos Display" w:eastAsia="Aptos Display" w:hAnsi="Aptos Display" w:cs="Aptos Display"/>
+          <w:i/>
+          <w:iCs/>
+          <w:color w:val="7F7F7F" w:themeColor="text1" w:themeTint="80"/>
+          <w:lang w:val="en-IN"/>
+        </w:rPr>
+      </w:pPr>
+      <w:r>
+        <w:rPr>
+          <w:rFonts w:ascii="Aptos Display" w:eastAsia="Aptos Display" w:hAnsi="Aptos Display" w:cs="Aptos Display"/>
+          <w:i/>
+          <w:iCs/>
+          <w:color w:val="7F7F7F" w:themeColor="text1" w:themeTint="80"/>
+          <w:lang w:val="en-IN"/>
+        </w:rPr>
+        <w:t>Through this project, I learned how to integrate hardware components such as ESP32, sensors, and actuators, and how to structure logic for obstacle detection and movement.</w:t>
+      </w:r>
+    </w:p>
+    <w:p>
+      <w:pPr>
+        <w:rPr>
+          <w:rFonts w:ascii="Aptos Display" w:eastAsia="Aptos Display" w:hAnsi="Aptos Display" w:cs="Aptos Display"/>
+          <w:i/>
+          <w:iCs/>
+          <w:color w:val="7F7F7F" w:themeColor="text1" w:themeTint="80"/>
+          <w:lang w:val="en-IN"/>
+        </w:rPr>
+      </w:pPr>
+      <w:r>
+        <w:rPr>
+          <w:rFonts w:ascii="Aptos Display" w:eastAsia="Aptos Display" w:hAnsi="Aptos Display" w:cs="Aptos Display"/>
+          <w:i/>
+          <w:iCs/>
+          <w:color w:val="7F7F7F" w:themeColor="text1" w:themeTint="80"/>
+          <w:lang w:val="en-IN"/>
+        </w:rPr>
+        <w:t>Several debugging iterations were required, including fixing wiring issues, adjusting servo alignment, and correcting logic errors in movement control.</w:t>
+      </w:r>
+    </w:p>
+    <w:p>
+      <w:pPr>
+        <w:rPr>
+          <w:lang w:val="en-IN"/>
+        </w:rPr>
+      </w:pPr>
+    </w:p>
+    <w:p>
       <w:pPr>
         <w:pStyle w:val="Heading3"/>
-        <w:spacing w:before="281" w:beforeAutospacing="off" w:after="281" w:afterAutospacing="off"/>
-      </w:pPr>
-      <w:r>
-        <w:rPr>
-          <w:rFonts w:ascii="Aptos Display" w:hAnsi="Aptos Display" w:eastAsia="Aptos Display" w:cs="Aptos Display"/>
-          <w:b w:val="1"/>
-          <w:bCs w:val="1"/>
-          <w:noProof w:val="0"/>
-          <w:sz w:val="28"/>
-          <w:szCs w:val="28"/>
-          <w:lang w:val="en-US"/>
+        <w:spacing w:before="281" w:after="281"/>
+      </w:pPr>
+      <w:r>
+        <w:rPr>
+          <w:rFonts w:ascii="Aptos Display" w:eastAsia="Aptos Display" w:hAnsi="Aptos Display" w:cs="Aptos Display"/>
+          <w:b/>
+          <w:bCs/>
         </w:rPr>
         <w:t>3. Design Reflection</w:t>
       </w:r>
     </w:p>
-    <w:p xmlns:wp14="http://schemas.microsoft.com/office/word/2010/wordml" wp14:paraId="09FDB334" wp14:textId="49399A51">
-      <w:pPr>
-        <w:pStyle w:val="ListParagraph"/>
-        <w:numPr>
-          <w:ilvl w:val="0"/>
-          <w:numId w:val="3"/>
-        </w:numPr>
-        <w:spacing w:before="0" w:beforeAutospacing="off" w:after="0" w:afterAutospacing="off"/>
-        <w:rPr>
-          <w:rFonts w:ascii="Aptos Display" w:hAnsi="Aptos Display" w:eastAsia="Aptos Display" w:cs="Aptos Display"/>
-          <w:i w:val="1"/>
-          <w:iCs w:val="1"/>
-          <w:noProof w:val="0"/>
-          <w:color w:val="7F7F7F" w:themeColor="text1" w:themeTint="80" w:themeShade="FF"/>
-          <w:sz w:val="24"/>
-          <w:szCs w:val="24"/>
-          <w:lang w:val="en-US"/>
-        </w:rPr>
-      </w:pPr>
-      <w:r>
-        <w:rPr>
-          <w:rFonts w:ascii="Aptos Display" w:hAnsi="Aptos Display" w:eastAsia="Aptos Display" w:cs="Aptos Display"/>
-          <w:i w:val="1"/>
-          <w:iCs w:val="1"/>
-          <w:noProof w:val="0"/>
-          <w:color w:val="7F7F7F" w:themeColor="text1" w:themeTint="80" w:themeShade="FF"/>
-          <w:sz w:val="24"/>
-          <w:szCs w:val="24"/>
-          <w:lang w:val="en-US"/>
-        </w:rPr>
-        <w:t xml:space="preserve">Did the experience match your intention? </w:t>
-      </w:r>
-    </w:p>
-    <w:p xmlns:wp14="http://schemas.microsoft.com/office/word/2010/wordml" wp14:paraId="024FE69A" wp14:textId="24CE0D07">
-      <w:pPr>
-        <w:pStyle w:val="ListParagraph"/>
-        <w:numPr>
-          <w:ilvl w:val="0"/>
-          <w:numId w:val="3"/>
-        </w:numPr>
-        <w:spacing w:before="0" w:beforeAutospacing="off" w:after="0" w:afterAutospacing="off"/>
-        <w:rPr>
-          <w:rFonts w:ascii="Aptos Display" w:hAnsi="Aptos Display" w:eastAsia="Aptos Display" w:cs="Aptos Display"/>
-          <w:i w:val="1"/>
-          <w:iCs w:val="1"/>
-          <w:noProof w:val="0"/>
-          <w:color w:val="7F7F7F" w:themeColor="text1" w:themeTint="80" w:themeShade="FF"/>
-          <w:sz w:val="24"/>
-          <w:szCs w:val="24"/>
-          <w:lang w:val="en-US"/>
-        </w:rPr>
-      </w:pPr>
-      <w:r>
-        <w:rPr>
-          <w:rFonts w:ascii="Aptos Display" w:hAnsi="Aptos Display" w:eastAsia="Aptos Display" w:cs="Aptos Display"/>
-          <w:i w:val="1"/>
-          <w:iCs w:val="1"/>
-          <w:noProof w:val="0"/>
-          <w:color w:val="7F7F7F" w:themeColor="text1" w:themeTint="80" w:themeShade="FF"/>
-          <w:sz w:val="24"/>
-          <w:szCs w:val="24"/>
-          <w:lang w:val="en-US"/>
-        </w:rPr>
-        <w:t xml:space="preserve">What would you improve? </w:t>
-      </w:r>
-    </w:p>
-    <w:p xmlns:wp14="http://schemas.microsoft.com/office/word/2010/wordml" wp14:paraId="5A7FB08A" wp14:textId="20653937">
-      <w:pPr>
-        <w:pStyle w:val="ListParagraph"/>
-        <w:numPr>
-          <w:ilvl w:val="0"/>
-          <w:numId w:val="3"/>
-        </w:numPr>
-        <w:spacing w:before="0" w:beforeAutospacing="off" w:after="0" w:afterAutospacing="off"/>
-        <w:rPr>
-          <w:rFonts w:ascii="Aptos Display" w:hAnsi="Aptos Display" w:eastAsia="Aptos Display" w:cs="Aptos Display"/>
-          <w:i w:val="1"/>
-          <w:iCs w:val="1"/>
-          <w:noProof w:val="0"/>
-          <w:color w:val="7F7F7F" w:themeColor="text1" w:themeTint="80" w:themeShade="FF"/>
-          <w:sz w:val="24"/>
-          <w:szCs w:val="24"/>
-          <w:lang w:val="en-US"/>
-        </w:rPr>
-      </w:pPr>
-      <w:r>
-        <w:rPr>
-          <w:rFonts w:ascii="Aptos Display" w:hAnsi="Aptos Display" w:eastAsia="Aptos Display" w:cs="Aptos Display"/>
-          <w:i w:val="1"/>
-          <w:iCs w:val="1"/>
-          <w:noProof w:val="0"/>
-          <w:color w:val="7F7F7F" w:themeColor="text1" w:themeTint="80" w:themeShade="FF"/>
-          <w:sz w:val="24"/>
-          <w:szCs w:val="24"/>
-          <w:lang w:val="en-US"/>
-        </w:rPr>
-        <w:t xml:space="preserve">User feedback insights </w:t>
-      </w:r>
-    </w:p>
-    <w:p xmlns:wp14="http://schemas.microsoft.com/office/word/2010/wordml" wp14:paraId="7A94B69F" wp14:textId="0C2883A4"/>
-    <w:p xmlns:wp14="http://schemas.microsoft.com/office/word/2010/wordml" wp14:paraId="5CEE253E" wp14:textId="1839B443">
+    <w:p>
+      <w:pPr>
+        <w:rPr>
+          <w:rFonts w:ascii="Aptos Display" w:eastAsia="Aptos Display" w:hAnsi="Aptos Display" w:cs="Aptos Display"/>
+          <w:i/>
+          <w:iCs/>
+          <w:color w:val="7F7F7F" w:themeColor="text1" w:themeTint="80"/>
+          <w:lang w:val="en-IN"/>
+        </w:rPr>
+      </w:pPr>
+      <w:r>
+        <w:rPr>
+          <w:rFonts w:ascii="Aptos Display" w:eastAsia="Aptos Display" w:hAnsi="Aptos Display" w:cs="Aptos Display"/>
+          <w:i/>
+          <w:iCs/>
+          <w:color w:val="7F7F7F" w:themeColor="text1" w:themeTint="80"/>
+          <w:lang w:val="en-IN"/>
+        </w:rPr>
+        <w:t>The final outcome largely matched the intended goal of creating a walking spider robot with obstacle detection. The robot was able to move.</w:t>
+      </w:r>
+    </w:p>
+    <w:p>
+      <w:pPr>
+        <w:rPr>
+          <w:rFonts w:ascii="Aptos Display" w:eastAsia="Aptos Display" w:hAnsi="Aptos Display" w:cs="Aptos Display"/>
+          <w:i/>
+          <w:iCs/>
+          <w:color w:val="7F7F7F" w:themeColor="text1" w:themeTint="80"/>
+          <w:lang w:val="en-IN"/>
+        </w:rPr>
+      </w:pPr>
+      <w:r>
+        <w:rPr>
+          <w:rFonts w:ascii="Aptos Display" w:eastAsia="Aptos Display" w:hAnsi="Aptos Display" w:cs="Aptos Display"/>
+          <w:i/>
+          <w:iCs/>
+          <w:color w:val="7F7F7F" w:themeColor="text1" w:themeTint="80"/>
+          <w:lang w:val="en-IN"/>
+        </w:rPr>
+        <w:t>However, the movement could be further improved for smoother and more stable walking.</w:t>
+      </w:r>
+    </w:p>
+    <w:p>
+      <w:pPr>
+        <w:rPr>
+          <w:rFonts w:ascii="Aptos Display" w:eastAsia="Aptos Display" w:hAnsi="Aptos Display" w:cs="Aptos Display"/>
+          <w:i/>
+          <w:iCs/>
+          <w:color w:val="7F7F7F" w:themeColor="text1" w:themeTint="80"/>
+          <w:lang w:val="en-IN"/>
+        </w:rPr>
+      </w:pPr>
+      <w:r>
+        <w:rPr>
+          <w:rFonts w:ascii="Aptos Display" w:eastAsia="Aptos Display" w:hAnsi="Aptos Display" w:cs="Aptos Display"/>
+          <w:i/>
+          <w:iCs/>
+          <w:color w:val="7F7F7F" w:themeColor="text1" w:themeTint="80"/>
+          <w:lang w:val="en-IN"/>
+        </w:rPr>
+        <w:lastRenderedPageBreak/>
+        <w:t>Based on testing, improvements could include better gait optimization, stronger structural design, and cleaner wiring integration.</w:t>
+      </w:r>
+    </w:p>
+    <w:p>
+      <w:pPr>
+        <w:rPr>
+          <w:lang w:val="en-IN"/>
+        </w:rPr>
+      </w:pPr>
+    </w:p>
+    <w:p>
       <w:pPr>
         <w:pStyle w:val="Heading3"/>
-        <w:spacing w:before="281" w:beforeAutospacing="off" w:after="281" w:afterAutospacing="off"/>
-      </w:pPr>
-      <w:r>
-        <w:rPr>
-          <w:rFonts w:ascii="Aptos Display" w:hAnsi="Aptos Display" w:eastAsia="Aptos Display" w:cs="Aptos Display"/>
-          <w:b w:val="1"/>
-          <w:bCs w:val="1"/>
-          <w:noProof w:val="0"/>
-          <w:sz w:val="28"/>
-          <w:szCs w:val="28"/>
-          <w:lang w:val="en-US"/>
+        <w:spacing w:before="281" w:after="281"/>
+      </w:pPr>
+      <w:r>
+        <w:rPr>
+          <w:rFonts w:ascii="Aptos Display" w:eastAsia="Aptos Display" w:hAnsi="Aptos Display" w:cs="Aptos Display"/>
+          <w:b/>
+          <w:bCs/>
         </w:rPr>
         <w:t xml:space="preserve">4. Personal Reflection </w:t>
       </w:r>
     </w:p>
-    <w:p xmlns:wp14="http://schemas.microsoft.com/office/word/2010/wordml" wp14:paraId="58A2C571" wp14:textId="6D8BED1A">
-      <w:pPr>
-        <w:spacing w:before="240" w:beforeAutospacing="off" w:after="240" w:afterAutospacing="off"/>
-        <w:rPr>
-          <w:rFonts w:ascii="Aptos Display" w:hAnsi="Aptos Display" w:eastAsia="Aptos Display" w:cs="Aptos Display"/>
-          <w:i w:val="1"/>
-          <w:iCs w:val="1"/>
-          <w:noProof w:val="0"/>
-          <w:color w:val="7F7F7F" w:themeColor="text1" w:themeTint="80" w:themeShade="FF"/>
-          <w:sz w:val="24"/>
-          <w:szCs w:val="24"/>
-          <w:lang w:val="en-US"/>
-        </w:rPr>
-      </w:pPr>
-      <w:r>
-        <w:rPr>
-          <w:rFonts w:ascii="Aptos Display" w:hAnsi="Aptos Display" w:eastAsia="Aptos Display" w:cs="Aptos Display"/>
-          <w:i w:val="1"/>
-          <w:iCs w:val="1"/>
-          <w:noProof w:val="0"/>
-          <w:color w:val="7F7F7F" w:themeColor="text1" w:themeTint="80" w:themeShade="FF"/>
-          <w:sz w:val="24"/>
-          <w:szCs w:val="24"/>
-          <w:lang w:val="en-US"/>
+    <w:p>
+      <w:pPr>
+        <w:spacing w:before="240" w:after="240"/>
+        <w:rPr>
+          <w:rFonts w:ascii="Aptos Display" w:eastAsia="Aptos Display" w:hAnsi="Aptos Display" w:cs="Aptos Display"/>
+          <w:i/>
+          <w:iCs/>
+          <w:color w:val="7F7F7F" w:themeColor="text1" w:themeTint="80"/>
+        </w:rPr>
+      </w:pPr>
+      <w:r>
+        <w:rPr>
+          <w:rFonts w:ascii="Aptos Display" w:eastAsia="Aptos Display" w:hAnsi="Aptos Display" w:cs="Aptos Display"/>
+          <w:i/>
+          <w:iCs/>
+          <w:color w:val="7F7F7F" w:themeColor="text1" w:themeTint="80"/>
         </w:rPr>
         <w:t>Each member writes:</w:t>
       </w:r>
     </w:p>
-    <w:p xmlns:wp14="http://schemas.microsoft.com/office/word/2010/wordml" wp14:paraId="65F405AE" wp14:textId="6F55528B">
-      <w:pPr>
-        <w:pStyle w:val="ListParagraph"/>
-        <w:numPr>
-          <w:ilvl w:val="0"/>
-          <w:numId w:val="4"/>
-        </w:numPr>
-        <w:spacing w:before="0" w:beforeAutospacing="off" w:after="0" w:afterAutospacing="off"/>
-        <w:rPr>
-          <w:rFonts w:ascii="Aptos Display" w:hAnsi="Aptos Display" w:eastAsia="Aptos Display" w:cs="Aptos Display"/>
-          <w:i w:val="1"/>
-          <w:iCs w:val="1"/>
-          <w:noProof w:val="0"/>
-          <w:color w:val="7F7F7F" w:themeColor="text1" w:themeTint="80" w:themeShade="FF"/>
-          <w:sz w:val="24"/>
-          <w:szCs w:val="24"/>
-          <w:lang w:val="en-US"/>
-        </w:rPr>
-      </w:pPr>
-      <w:r>
-        <w:rPr>
-          <w:rFonts w:ascii="Aptos Display" w:hAnsi="Aptos Display" w:eastAsia="Aptos Display" w:cs="Aptos Display"/>
-          <w:i w:val="1"/>
-          <w:iCs w:val="1"/>
-          <w:noProof w:val="0"/>
-          <w:color w:val="7F7F7F" w:themeColor="text1" w:themeTint="80" w:themeShade="FF"/>
-          <w:sz w:val="24"/>
-          <w:szCs w:val="24"/>
-          <w:lang w:val="en-US"/>
-        </w:rPr>
-        <w:t xml:space="preserve">What they learned </w:t>
-      </w:r>
-    </w:p>
-    <w:p xmlns:wp14="http://schemas.microsoft.com/office/word/2010/wordml" wp14:paraId="16DC1056" wp14:textId="2B666A93">
-      <w:pPr>
-        <w:pStyle w:val="ListParagraph"/>
-        <w:numPr>
-          <w:ilvl w:val="0"/>
-          <w:numId w:val="4"/>
-        </w:numPr>
-        <w:spacing w:before="0" w:beforeAutospacing="off" w:after="0" w:afterAutospacing="off"/>
-        <w:rPr>
-          <w:rFonts w:ascii="Aptos Display" w:hAnsi="Aptos Display" w:eastAsia="Aptos Display" w:cs="Aptos Display"/>
-          <w:i w:val="1"/>
-          <w:iCs w:val="1"/>
-          <w:noProof w:val="0"/>
-          <w:color w:val="7F7F7F" w:themeColor="text1" w:themeTint="80" w:themeShade="FF"/>
-          <w:sz w:val="24"/>
-          <w:szCs w:val="24"/>
-          <w:lang w:val="en-US"/>
-        </w:rPr>
-      </w:pPr>
-      <w:r>
-        <w:rPr>
-          <w:rFonts w:ascii="Aptos Display" w:hAnsi="Aptos Display" w:eastAsia="Aptos Display" w:cs="Aptos Display"/>
-          <w:i w:val="1"/>
-          <w:iCs w:val="1"/>
-          <w:noProof w:val="0"/>
-          <w:color w:val="7F7F7F" w:themeColor="text1" w:themeTint="80" w:themeShade="FF"/>
-          <w:sz w:val="24"/>
-          <w:szCs w:val="24"/>
-          <w:lang w:val="en-US"/>
-        </w:rPr>
-        <w:t xml:space="preserve">What they struggled with </w:t>
-      </w:r>
-    </w:p>
-    <w:p xmlns:wp14="http://schemas.microsoft.com/office/word/2010/wordml" wp14:paraId="716C893C" wp14:textId="2034DD24">
-      <w:pPr>
-        <w:pStyle w:val="ListParagraph"/>
-        <w:numPr>
-          <w:ilvl w:val="0"/>
-          <w:numId w:val="4"/>
-        </w:numPr>
-        <w:spacing w:before="0" w:beforeAutospacing="off" w:after="0" w:afterAutospacing="off"/>
-        <w:rPr>
-          <w:rFonts w:ascii="Aptos Display" w:hAnsi="Aptos Display" w:eastAsia="Aptos Display" w:cs="Aptos Display"/>
-          <w:i w:val="1"/>
-          <w:iCs w:val="1"/>
-          <w:noProof w:val="0"/>
-          <w:color w:val="7F7F7F" w:themeColor="text1" w:themeTint="80" w:themeShade="FF"/>
-          <w:sz w:val="24"/>
-          <w:szCs w:val="24"/>
-          <w:lang w:val="en-US"/>
-        </w:rPr>
-      </w:pPr>
-      <w:r>
-        <w:rPr>
-          <w:rFonts w:ascii="Aptos Display" w:hAnsi="Aptos Display" w:eastAsia="Aptos Display" w:cs="Aptos Display"/>
-          <w:i w:val="1"/>
-          <w:iCs w:val="1"/>
-          <w:noProof w:val="0"/>
-          <w:color w:val="7F7F7F" w:themeColor="text1" w:themeTint="80" w:themeShade="FF"/>
-          <w:sz w:val="24"/>
-          <w:szCs w:val="24"/>
-          <w:lang w:val="en-US"/>
-        </w:rPr>
-        <w:t>What they are proud of</w:t>
-      </w:r>
-    </w:p>
-    <w:p xmlns:wp14="http://schemas.microsoft.com/office/word/2010/wordml" wp14:paraId="2C078E63" wp14:textId="71F8332D"/>
+    <w:p>
+      <w:pPr>
+        <w:rPr>
+          <w:rFonts w:ascii="Aptos Display" w:eastAsia="Aptos Display" w:hAnsi="Aptos Display" w:cs="Aptos Display"/>
+          <w:b/>
+          <w:bCs/>
+          <w:i/>
+          <w:iCs/>
+          <w:color w:val="7F7F7F" w:themeColor="text1" w:themeTint="80"/>
+          <w:lang w:val="en-IN"/>
+        </w:rPr>
+      </w:pPr>
+      <w:r>
+        <w:rPr>
+          <w:rFonts w:ascii="Aptos Display" w:eastAsia="Aptos Display" w:hAnsi="Aptos Display" w:cs="Aptos Display"/>
+          <w:b/>
+          <w:bCs/>
+          <w:i/>
+          <w:iCs/>
+          <w:color w:val="7F7F7F" w:themeColor="text1" w:themeTint="80"/>
+          <w:lang w:val="en-IN"/>
+        </w:rPr>
+        <w:t>Dhruv</w:t>
+      </w:r>
+    </w:p>
+    <w:p>
+      <w:pPr>
+        <w:rPr>
+          <w:rFonts w:ascii="Aptos Display" w:eastAsia="Aptos Display" w:hAnsi="Aptos Display" w:cs="Aptos Display"/>
+          <w:i/>
+          <w:iCs/>
+          <w:color w:val="7F7F7F" w:themeColor="text1" w:themeTint="80"/>
+          <w:lang w:val="en-IN"/>
+        </w:rPr>
+      </w:pPr>
+      <w:r>
+        <w:rPr>
+          <w:rFonts w:ascii="Aptos Display" w:eastAsia="Aptos Display" w:hAnsi="Aptos Display" w:cs="Aptos Display"/>
+          <w:i/>
+          <w:iCs/>
+          <w:color w:val="7F7F7F" w:themeColor="text1" w:themeTint="80"/>
+          <w:lang w:val="en-IN"/>
+        </w:rPr>
+        <w:t>Through this project, I learned how to integrate electronics, mechanical components, and programming into a complete working system. I gained practical experience in working with servo motors, sensors, and microcontrollers.</w:t>
+      </w:r>
+    </w:p>
+    <w:p>
+      <w:pPr>
+        <w:rPr>
+          <w:rFonts w:ascii="Aptos Display" w:eastAsia="Aptos Display" w:hAnsi="Aptos Display" w:cs="Aptos Display"/>
+          <w:i/>
+          <w:iCs/>
+          <w:color w:val="7F7F7F" w:themeColor="text1" w:themeTint="80"/>
+          <w:lang w:val="en-IN"/>
+        </w:rPr>
+      </w:pPr>
+      <w:r>
+        <w:rPr>
+          <w:rFonts w:ascii="Aptos Display" w:eastAsia="Aptos Display" w:hAnsi="Aptos Display" w:cs="Aptos Display"/>
+          <w:i/>
+          <w:iCs/>
+          <w:color w:val="7F7F7F" w:themeColor="text1" w:themeTint="80"/>
+          <w:lang w:val="en-IN"/>
+        </w:rPr>
+        <w:t>I found managing multiple aspects of the project challenging, especially balancing hardware assembly and logic development. Debugging issues related to wiring and power management required patience and iterative testing.</w:t>
+      </w:r>
+    </w:p>
+    <w:p>
+      <w:pPr>
+        <w:rPr>
+          <w:rFonts w:ascii="Aptos Display" w:eastAsia="Aptos Display" w:hAnsi="Aptos Display" w:cs="Aptos Display"/>
+          <w:i/>
+          <w:iCs/>
+          <w:color w:val="7F7F7F" w:themeColor="text1" w:themeTint="80"/>
+          <w:lang w:val="en-IN"/>
+        </w:rPr>
+      </w:pPr>
+      <w:r>
+        <w:rPr>
+          <w:rFonts w:ascii="Aptos Display" w:eastAsia="Aptos Display" w:hAnsi="Aptos Display" w:cs="Aptos Display"/>
+          <w:i/>
+          <w:iCs/>
+          <w:color w:val="7F7F7F" w:themeColor="text1" w:themeTint="80"/>
+          <w:lang w:val="en-IN"/>
+        </w:rPr>
+        <w:t>I am most proud of successfully building a functional robot from scratch and overcoming technical challenges independently.</w:t>
+      </w:r>
+    </w:p>
+    <w:p>
+      <w:pPr>
+        <w:rPr>
+          <w:b/>
+          <w:bCs/>
+          <w:lang w:val="en-IN"/>
+        </w:rPr>
+      </w:pPr>
+      <w:r>
+        <w:rPr>
+          <w:b/>
+          <w:bCs/>
+          <w:lang w:val="en-IN"/>
+        </w:rPr>
+        <w:t>Aditya</w:t>
+      </w:r>
+    </w:p>
+    <w:p>
+      <w:pPr>
+        <w:rPr>
+          <w:i/>
+          <w:iCs/>
+          <w:lang w:val="en-IN"/>
+        </w:rPr>
+      </w:pPr>
+      <w:r>
+        <w:rPr>
+          <w:i/>
+          <w:iCs/>
+          <w:lang w:val="en-IN"/>
+        </w:rPr>
+        <w:t>Learned about the basics of robotic systems and how different components work together. Gained exposure to mechanical assembly and design considerations.</w:t>
+      </w:r>
+    </w:p>
+    <w:p>
+      <w:pPr>
+        <w:rPr>
+          <w:lang w:val="en-IN"/>
+        </w:rPr>
+      </w:pPr>
+    </w:p>
     <w:sectPr>
-      <w:pgSz w:w="12240" w:h="15840" w:orient="portrait"/>
+      <w:pgSz w:w="12240" w:h="15840"/>
       <w:pgMar w:top="1440" w:right="1440" w:bottom="1440" w:left="1440" w:header="720" w:footer="720" w:gutter="0"/>
       <w:cols w:space="720"/>
       <w:docGrid w:linePitch="360"/>
@@ -531,11 +466,12 @@
 </file>
 
 <file path=word/numbering.xml><?xml version="1.0" encoding="utf-8"?>
-<w:numbering xmlns:w="http://schemas.openxmlformats.org/wordprocessingml/2006/main">
-  <w:abstractNum xmlns:w="http://schemas.openxmlformats.org/wordprocessingml/2006/main" w:abstractNumId="4">
-    <w:nsid w:val="d8fb1cb"/>
-    <w:multiLevelType xmlns:w="http://schemas.openxmlformats.org/wordprocessingml/2006/main" w:val="hybridMultilevel"/>
-    <w:lvl xmlns:w="http://schemas.openxmlformats.org/wordprocessingml/2006/main" w:ilvl="0">
+<w:numbering xmlns:wpc="http://schemas.microsoft.com/office/word/2010/wordprocessingCanvas" xmlns:cx="http://schemas.microsoft.com/office/drawing/2014/chartex" xmlns:cx1="http://schemas.microsoft.com/office/drawing/2015/9/8/chartex" xmlns:cx2="http://schemas.microsoft.com/office/drawing/2015/10/21/chartex" xmlns:cx3="http://schemas.microsoft.com/office/drawing/2016/5/9/chartex" xmlns:cx4="http://schemas.microsoft.com/office/drawing/2016/5/10/chartex" xmlns:cx5="http://schemas.microsoft.com/office/drawing/2016/5/11/chartex" xmlns:cx6="http://schemas.microsoft.com/office/drawing/2016/5/12/chartex" xmlns:cx7="http://schemas.microsoft.com/office/drawing/2016/5/13/chartex" xmlns:cx8="http://schemas.microsoft.com/office/drawing/2016/5/14/chartex" xmlns:mc="http://schemas.openxmlformats.org/markup-compatibility/2006" xmlns:aink="http://schemas.microsoft.com/office/drawing/2016/ink" xmlns:am3d="http://schemas.microsoft.com/office/drawing/2017/model3d" xmlns:o="urn:schemas-microsoft-com:office:office" xmlns:oel="http://schemas.microsoft.com/office/2019/extlst" xmlns:r="http://schemas.openxmlformats.org/officeDocument/2006/relationships" xmlns:m="http://schemas.openxmlformats.org/officeDocument/2006/math" xmlns:v="urn:schemas-microsoft-com:vml" xmlns:wp14="http://schemas.microsoft.com/office/word/2010/wordprocessingDrawing" xmlns:wp="http://schemas.openxmlformats.org/drawingml/2006/wordprocessingDrawing" xmlns:w10="urn:schemas-microsoft-com:office:word" xmlns:w="http://schemas.openxmlformats.org/wordprocessingml/2006/main" xmlns:w14="http://schemas.microsoft.com/office/word/2010/wordml" xmlns:w15="http://schemas.microsoft.com/office/word/2012/wordml" xmlns:w16cex="http://schemas.microsoft.com/office/word/2018/wordml/cex" xmlns:w16cid="http://schemas.microsoft.com/office/word/2016/wordml/cid" xmlns:w16="http://schemas.microsoft.com/office/word/2018/wordml" xmlns:w16du="http://schemas.microsoft.com/office/word/2023/wordml/word16du" xmlns:w16sdtdh="http://schemas.microsoft.com/office/word/2020/wordml/sdtdatahash" xmlns:w16sdtfl="http://schemas.microsoft.com/office/word/2024/wordml/sdtformatlock" xmlns:w16se="http://schemas.microsoft.com/office/word/2015/wordml/symex" xmlns:wpg="http://schemas.microsoft.com/office/word/2010/wordprocessingGroup" xmlns:wpi="http://schemas.microsoft.com/office/word/2010/wordprocessingInk" xmlns:wne="http://schemas.microsoft.com/office/word/2006/wordml" xmlns:wps="http://schemas.microsoft.com/office/word/2010/wordprocessingShape" mc:Ignorable="w14 w15 w16se w16cid w16 w16cex w16sdtdh w16sdtfl w16du wp14">
+  <w:abstractNum w:abstractNumId="0" w15:restartNumberingAfterBreak="0">
+    <w:nsid w:val="0D8FB1CB"/>
+    <w:multiLevelType w:val="hybridMultilevel"/>
+    <w:tmpl w:val="35CC40CC"/>
+    <w:lvl w:ilvl="0" w:tplc="3D963612">
       <w:start w:val="1"/>
       <w:numFmt w:val="bullet"/>
       <w:lvlText w:val=""/>
@@ -544,10 +480,10 @@
         <w:ind w:left="720" w:hanging="360"/>
       </w:pPr>
       <w:rPr>
-        <w:rFonts w:hint="default" w:ascii="Symbol" w:hAnsi="Symbol"/>
-      </w:rPr>
-    </w:lvl>
-    <w:lvl xmlns:w="http://schemas.openxmlformats.org/wordprocessingml/2006/main" w:ilvl="1">
+        <w:rFonts w:ascii="Symbol" w:hAnsi="Symbol" w:hint="default"/>
+      </w:rPr>
+    </w:lvl>
+    <w:lvl w:ilvl="1" w:tplc="A5E602A0">
       <w:start w:val="1"/>
       <w:numFmt w:val="bullet"/>
       <w:lvlText w:val="o"/>
@@ -556,10 +492,10 @@
         <w:ind w:left="1440" w:hanging="360"/>
       </w:pPr>
       <w:rPr>
-        <w:rFonts w:hint="default" w:ascii="Courier New" w:hAnsi="Courier New"/>
-      </w:rPr>
-    </w:lvl>
-    <w:lvl xmlns:w="http://schemas.openxmlformats.org/wordprocessingml/2006/main" w:ilvl="2">
+        <w:rFonts w:ascii="Courier New" w:hAnsi="Courier New" w:hint="default"/>
+      </w:rPr>
+    </w:lvl>
+    <w:lvl w:ilvl="2" w:tplc="FFD63AAC">
       <w:start w:val="1"/>
       <w:numFmt w:val="bullet"/>
       <w:lvlText w:val=""/>
@@ -568,10 +504,10 @@
         <w:ind w:left="2160" w:hanging="360"/>
       </w:pPr>
       <w:rPr>
-        <w:rFonts w:hint="default" w:ascii="Wingdings" w:hAnsi="Wingdings"/>
-      </w:rPr>
-    </w:lvl>
-    <w:lvl xmlns:w="http://schemas.openxmlformats.org/wordprocessingml/2006/main" w:ilvl="3">
+        <w:rFonts w:ascii="Wingdings" w:hAnsi="Wingdings" w:hint="default"/>
+      </w:rPr>
+    </w:lvl>
+    <w:lvl w:ilvl="3" w:tplc="6220ECF2">
       <w:start w:val="1"/>
       <w:numFmt w:val="bullet"/>
       <w:lvlText w:val=""/>
@@ -580,10 +516,10 @@
         <w:ind w:left="2880" w:hanging="360"/>
       </w:pPr>
       <w:rPr>
-        <w:rFonts w:hint="default" w:ascii="Symbol" w:hAnsi="Symbol"/>
-      </w:rPr>
-    </w:lvl>
-    <w:lvl xmlns:w="http://schemas.openxmlformats.org/wordprocessingml/2006/main" w:ilvl="4">
+        <w:rFonts w:ascii="Symbol" w:hAnsi="Symbol" w:hint="default"/>
+      </w:rPr>
+    </w:lvl>
+    <w:lvl w:ilvl="4" w:tplc="A69E7ECA">
       <w:start w:val="1"/>
       <w:numFmt w:val="bullet"/>
       <w:lvlText w:val="o"/>
@@ -592,10 +528,10 @@
         <w:ind w:left="3600" w:hanging="360"/>
       </w:pPr>
       <w:rPr>
-        <w:rFonts w:hint="default" w:ascii="Courier New" w:hAnsi="Courier New"/>
-      </w:rPr>
-    </w:lvl>
-    <w:lvl xmlns:w="http://schemas.openxmlformats.org/wordprocessingml/2006/main" w:ilvl="5">
+        <w:rFonts w:ascii="Courier New" w:hAnsi="Courier New" w:hint="default"/>
+      </w:rPr>
+    </w:lvl>
+    <w:lvl w:ilvl="5" w:tplc="6FD01850">
       <w:start w:val="1"/>
       <w:numFmt w:val="bullet"/>
       <w:lvlText w:val=""/>
@@ -604,10 +540,10 @@
         <w:ind w:left="4320" w:hanging="360"/>
       </w:pPr>
       <w:rPr>
-        <w:rFonts w:hint="default" w:ascii="Wingdings" w:hAnsi="Wingdings"/>
-      </w:rPr>
-    </w:lvl>
-    <w:lvl xmlns:w="http://schemas.openxmlformats.org/wordprocessingml/2006/main" w:ilvl="6">
+        <w:rFonts w:ascii="Wingdings" w:hAnsi="Wingdings" w:hint="default"/>
+      </w:rPr>
+    </w:lvl>
+    <w:lvl w:ilvl="6" w:tplc="2BE8D986">
       <w:start w:val="1"/>
       <w:numFmt w:val="bullet"/>
       <w:lvlText w:val=""/>
@@ -616,10 +552,10 @@
         <w:ind w:left="5040" w:hanging="360"/>
       </w:pPr>
       <w:rPr>
-        <w:rFonts w:hint="default" w:ascii="Symbol" w:hAnsi="Symbol"/>
-      </w:rPr>
-    </w:lvl>
-    <w:lvl xmlns:w="http://schemas.openxmlformats.org/wordprocessingml/2006/main" w:ilvl="7">
+        <w:rFonts w:ascii="Symbol" w:hAnsi="Symbol" w:hint="default"/>
+      </w:rPr>
+    </w:lvl>
+    <w:lvl w:ilvl="7" w:tplc="7D82470A">
       <w:start w:val="1"/>
       <w:numFmt w:val="bullet"/>
       <w:lvlText w:val="o"/>
@@ -628,10 +564,10 @@
         <w:ind w:left="5760" w:hanging="360"/>
       </w:pPr>
       <w:rPr>
-        <w:rFonts w:hint="default" w:ascii="Courier New" w:hAnsi="Courier New"/>
-      </w:rPr>
-    </w:lvl>
-    <w:lvl xmlns:w="http://schemas.openxmlformats.org/wordprocessingml/2006/main" w:ilvl="8">
+        <w:rFonts w:ascii="Courier New" w:hAnsi="Courier New" w:hint="default"/>
+      </w:rPr>
+    </w:lvl>
+    <w:lvl w:ilvl="8" w:tplc="CAE661FE">
       <w:start w:val="1"/>
       <w:numFmt w:val="bullet"/>
       <w:lvlText w:val=""/>
@@ -640,14 +576,15 @@
         <w:ind w:left="6480" w:hanging="360"/>
       </w:pPr>
       <w:rPr>
-        <w:rFonts w:hint="default" w:ascii="Wingdings" w:hAnsi="Wingdings"/>
+        <w:rFonts w:ascii="Wingdings" w:hAnsi="Wingdings" w:hint="default"/>
       </w:rPr>
     </w:lvl>
   </w:abstractNum>
-  <w:abstractNum xmlns:w="http://schemas.openxmlformats.org/wordprocessingml/2006/main" w:abstractNumId="3">
-    <w:nsid w:val="71d33a1f"/>
-    <w:multiLevelType xmlns:w="http://schemas.openxmlformats.org/wordprocessingml/2006/main" w:val="hybridMultilevel"/>
-    <w:lvl xmlns:w="http://schemas.openxmlformats.org/wordprocessingml/2006/main" w:ilvl="0">
+  <w:abstractNum w:abstractNumId="1" w15:restartNumberingAfterBreak="0">
+    <w:nsid w:val="488CE60F"/>
+    <w:multiLevelType w:val="hybridMultilevel"/>
+    <w:tmpl w:val="D9C61F2C"/>
+    <w:lvl w:ilvl="0" w:tplc="3B3CCAF2">
       <w:start w:val="1"/>
       <w:numFmt w:val="bullet"/>
       <w:lvlText w:val=""/>
@@ -656,10 +593,10 @@
         <w:ind w:left="720" w:hanging="360"/>
       </w:pPr>
       <w:rPr>
-        <w:rFonts w:hint="default" w:ascii="Symbol" w:hAnsi="Symbol"/>
-      </w:rPr>
-    </w:lvl>
-    <w:lvl xmlns:w="http://schemas.openxmlformats.org/wordprocessingml/2006/main" w:ilvl="1">
+        <w:rFonts w:ascii="Symbol" w:hAnsi="Symbol" w:hint="default"/>
+      </w:rPr>
+    </w:lvl>
+    <w:lvl w:ilvl="1" w:tplc="4C92ECF8">
       <w:start w:val="1"/>
       <w:numFmt w:val="bullet"/>
       <w:lvlText w:val="o"/>
@@ -668,10 +605,10 @@
         <w:ind w:left="1440" w:hanging="360"/>
       </w:pPr>
       <w:rPr>
-        <w:rFonts w:hint="default" w:ascii="Courier New" w:hAnsi="Courier New"/>
-      </w:rPr>
-    </w:lvl>
-    <w:lvl xmlns:w="http://schemas.openxmlformats.org/wordprocessingml/2006/main" w:ilvl="2">
+        <w:rFonts w:ascii="Courier New" w:hAnsi="Courier New" w:hint="default"/>
+      </w:rPr>
+    </w:lvl>
+    <w:lvl w:ilvl="2" w:tplc="7438F366">
       <w:start w:val="1"/>
       <w:numFmt w:val="bullet"/>
       <w:lvlText w:val=""/>
@@ -680,10 +617,10 @@
         <w:ind w:left="2160" w:hanging="360"/>
       </w:pPr>
       <w:rPr>
-        <w:rFonts w:hint="default" w:ascii="Wingdings" w:hAnsi="Wingdings"/>
-      </w:rPr>
-    </w:lvl>
-    <w:lvl xmlns:w="http://schemas.openxmlformats.org/wordprocessingml/2006/main" w:ilvl="3">
+        <w:rFonts w:ascii="Wingdings" w:hAnsi="Wingdings" w:hint="default"/>
+      </w:rPr>
+    </w:lvl>
+    <w:lvl w:ilvl="3" w:tplc="4368492A">
       <w:start w:val="1"/>
       <w:numFmt w:val="bullet"/>
       <w:lvlText w:val=""/>
@@ -692,10 +629,10 @@
         <w:ind w:left="2880" w:hanging="360"/>
       </w:pPr>
       <w:rPr>
-        <w:rFonts w:hint="default" w:ascii="Symbol" w:hAnsi="Symbol"/>
-      </w:rPr>
-    </w:lvl>
-    <w:lvl xmlns:w="http://schemas.openxmlformats.org/wordprocessingml/2006/main" w:ilvl="4">
+        <w:rFonts w:ascii="Symbol" w:hAnsi="Symbol" w:hint="default"/>
+      </w:rPr>
+    </w:lvl>
+    <w:lvl w:ilvl="4" w:tplc="3D9E58A8">
       <w:start w:val="1"/>
       <w:numFmt w:val="bullet"/>
       <w:lvlText w:val="o"/>
@@ -704,10 +641,10 @@
         <w:ind w:left="3600" w:hanging="360"/>
       </w:pPr>
       <w:rPr>
-        <w:rFonts w:hint="default" w:ascii="Courier New" w:hAnsi="Courier New"/>
-      </w:rPr>
-    </w:lvl>
-    <w:lvl xmlns:w="http://schemas.openxmlformats.org/wordprocessingml/2006/main" w:ilvl="5">
+        <w:rFonts w:ascii="Courier New" w:hAnsi="Courier New" w:hint="default"/>
+      </w:rPr>
+    </w:lvl>
+    <w:lvl w:ilvl="5" w:tplc="861201A0">
       <w:start w:val="1"/>
       <w:numFmt w:val="bullet"/>
       <w:lvlText w:val=""/>
@@ -716,10 +653,10 @@
         <w:ind w:left="4320" w:hanging="360"/>
       </w:pPr>
       <w:rPr>
-        <w:rFonts w:hint="default" w:ascii="Wingdings" w:hAnsi="Wingdings"/>
-      </w:rPr>
-    </w:lvl>
-    <w:lvl xmlns:w="http://schemas.openxmlformats.org/wordprocessingml/2006/main" w:ilvl="6">
+        <w:rFonts w:ascii="Wingdings" w:hAnsi="Wingdings" w:hint="default"/>
+      </w:rPr>
+    </w:lvl>
+    <w:lvl w:ilvl="6" w:tplc="B46AEBF2">
       <w:start w:val="1"/>
       <w:numFmt w:val="bullet"/>
       <w:lvlText w:val=""/>
@@ -728,10 +665,10 @@
         <w:ind w:left="5040" w:hanging="360"/>
       </w:pPr>
       <w:rPr>
-        <w:rFonts w:hint="default" w:ascii="Symbol" w:hAnsi="Symbol"/>
-      </w:rPr>
-    </w:lvl>
-    <w:lvl xmlns:w="http://schemas.openxmlformats.org/wordprocessingml/2006/main" w:ilvl="7">
+        <w:rFonts w:ascii="Symbol" w:hAnsi="Symbol" w:hint="default"/>
+      </w:rPr>
+    </w:lvl>
+    <w:lvl w:ilvl="7" w:tplc="56E2988A">
       <w:start w:val="1"/>
       <w:numFmt w:val="bullet"/>
       <w:lvlText w:val="o"/>
@@ -740,10 +677,10 @@
         <w:ind w:left="5760" w:hanging="360"/>
       </w:pPr>
       <w:rPr>
-        <w:rFonts w:hint="default" w:ascii="Courier New" w:hAnsi="Courier New"/>
-      </w:rPr>
-    </w:lvl>
-    <w:lvl xmlns:w="http://schemas.openxmlformats.org/wordprocessingml/2006/main" w:ilvl="8">
+        <w:rFonts w:ascii="Courier New" w:hAnsi="Courier New" w:hint="default"/>
+      </w:rPr>
+    </w:lvl>
+    <w:lvl w:ilvl="8" w:tplc="7DB02810">
       <w:start w:val="1"/>
       <w:numFmt w:val="bullet"/>
       <w:lvlText w:val=""/>
@@ -752,14 +689,15 @@
         <w:ind w:left="6480" w:hanging="360"/>
       </w:pPr>
       <w:rPr>
-        <w:rFonts w:hint="default" w:ascii="Wingdings" w:hAnsi="Wingdings"/>
+        <w:rFonts w:ascii="Wingdings" w:hAnsi="Wingdings" w:hint="default"/>
       </w:rPr>
     </w:lvl>
   </w:abstractNum>
-  <w:abstractNum xmlns:w="http://schemas.openxmlformats.org/wordprocessingml/2006/main" w:abstractNumId="2">
-    <w:nsid w:val="632f92a9"/>
-    <w:multiLevelType xmlns:w="http://schemas.openxmlformats.org/wordprocessingml/2006/main" w:val="hybridMultilevel"/>
-    <w:lvl xmlns:w="http://schemas.openxmlformats.org/wordprocessingml/2006/main" w:ilvl="0">
+  <w:abstractNum w:abstractNumId="2" w15:restartNumberingAfterBreak="0">
+    <w:nsid w:val="632F92A9"/>
+    <w:multiLevelType w:val="hybridMultilevel"/>
+    <w:tmpl w:val="2E1A0D7C"/>
+    <w:lvl w:ilvl="0" w:tplc="C924247E">
       <w:start w:val="1"/>
       <w:numFmt w:val="bullet"/>
       <w:lvlText w:val=""/>
@@ -768,10 +706,10 @@
         <w:ind w:left="720" w:hanging="360"/>
       </w:pPr>
       <w:rPr>
-        <w:rFonts w:hint="default" w:ascii="Symbol" w:hAnsi="Symbol"/>
-      </w:rPr>
-    </w:lvl>
-    <w:lvl xmlns:w="http://schemas.openxmlformats.org/wordprocessingml/2006/main" w:ilvl="1">
+        <w:rFonts w:ascii="Symbol" w:hAnsi="Symbol" w:hint="default"/>
+      </w:rPr>
+    </w:lvl>
+    <w:lvl w:ilvl="1" w:tplc="51FC90C0">
       <w:start w:val="1"/>
       <w:numFmt w:val="bullet"/>
       <w:lvlText w:val="o"/>
@@ -780,10 +718,10 @@
         <w:ind w:left="1440" w:hanging="360"/>
       </w:pPr>
       <w:rPr>
-        <w:rFonts w:hint="default" w:ascii="Courier New" w:hAnsi="Courier New"/>
-      </w:rPr>
-    </w:lvl>
-    <w:lvl xmlns:w="http://schemas.openxmlformats.org/wordprocessingml/2006/main" w:ilvl="2">
+        <w:rFonts w:ascii="Courier New" w:hAnsi="Courier New" w:hint="default"/>
+      </w:rPr>
+    </w:lvl>
+    <w:lvl w:ilvl="2" w:tplc="A2F64E78">
       <w:start w:val="1"/>
       <w:numFmt w:val="bullet"/>
       <w:lvlText w:val=""/>
@@ -792,10 +730,10 @@
         <w:ind w:left="2160" w:hanging="360"/>
       </w:pPr>
       <w:rPr>
-        <w:rFonts w:hint="default" w:ascii="Wingdings" w:hAnsi="Wingdings"/>
-      </w:rPr>
-    </w:lvl>
-    <w:lvl xmlns:w="http://schemas.openxmlformats.org/wordprocessingml/2006/main" w:ilvl="3">
+        <w:rFonts w:ascii="Wingdings" w:hAnsi="Wingdings" w:hint="default"/>
+      </w:rPr>
+    </w:lvl>
+    <w:lvl w:ilvl="3" w:tplc="E45C38D2">
       <w:start w:val="1"/>
       <w:numFmt w:val="bullet"/>
       <w:lvlText w:val=""/>
@@ -804,10 +742,10 @@
         <w:ind w:left="2880" w:hanging="360"/>
       </w:pPr>
       <w:rPr>
-        <w:rFonts w:hint="default" w:ascii="Symbol" w:hAnsi="Symbol"/>
-      </w:rPr>
-    </w:lvl>
-    <w:lvl xmlns:w="http://schemas.openxmlformats.org/wordprocessingml/2006/main" w:ilvl="4">
+        <w:rFonts w:ascii="Symbol" w:hAnsi="Symbol" w:hint="default"/>
+      </w:rPr>
+    </w:lvl>
+    <w:lvl w:ilvl="4" w:tplc="3A74DEEA">
       <w:start w:val="1"/>
       <w:numFmt w:val="bullet"/>
       <w:lvlText w:val="o"/>
@@ -816,10 +754,10 @@
         <w:ind w:left="3600" w:hanging="360"/>
       </w:pPr>
       <w:rPr>
-        <w:rFonts w:hint="default" w:ascii="Courier New" w:hAnsi="Courier New"/>
-      </w:rPr>
-    </w:lvl>
-    <w:lvl xmlns:w="http://schemas.openxmlformats.org/wordprocessingml/2006/main" w:ilvl="5">
+        <w:rFonts w:ascii="Courier New" w:hAnsi="Courier New" w:hint="default"/>
+      </w:rPr>
+    </w:lvl>
+    <w:lvl w:ilvl="5" w:tplc="5822A032">
       <w:start w:val="1"/>
       <w:numFmt w:val="bullet"/>
       <w:lvlText w:val=""/>
@@ -828,10 +766,10 @@
         <w:ind w:left="4320" w:hanging="360"/>
       </w:pPr>
       <w:rPr>
-        <w:rFonts w:hint="default" w:ascii="Wingdings" w:hAnsi="Wingdings"/>
-      </w:rPr>
-    </w:lvl>
-    <w:lvl xmlns:w="http://schemas.openxmlformats.org/wordprocessingml/2006/main" w:ilvl="6">
+        <w:rFonts w:ascii="Wingdings" w:hAnsi="Wingdings" w:hint="default"/>
+      </w:rPr>
+    </w:lvl>
+    <w:lvl w:ilvl="6" w:tplc="1BF4CEA8">
       <w:start w:val="1"/>
       <w:numFmt w:val="bullet"/>
       <w:lvlText w:val=""/>
@@ -840,10 +778,10 @@
         <w:ind w:left="5040" w:hanging="360"/>
       </w:pPr>
       <w:rPr>
-        <w:rFonts w:hint="default" w:ascii="Symbol" w:hAnsi="Symbol"/>
-      </w:rPr>
-    </w:lvl>
-    <w:lvl xmlns:w="http://schemas.openxmlformats.org/wordprocessingml/2006/main" w:ilvl="7">
+        <w:rFonts w:ascii="Symbol" w:hAnsi="Symbol" w:hint="default"/>
+      </w:rPr>
+    </w:lvl>
+    <w:lvl w:ilvl="7" w:tplc="AA3E9E1A">
       <w:start w:val="1"/>
       <w:numFmt w:val="bullet"/>
       <w:lvlText w:val="o"/>
@@ -852,10 +790,10 @@
         <w:ind w:left="5760" w:hanging="360"/>
       </w:pPr>
       <w:rPr>
-        <w:rFonts w:hint="default" w:ascii="Courier New" w:hAnsi="Courier New"/>
-      </w:rPr>
-    </w:lvl>
-    <w:lvl xmlns:w="http://schemas.openxmlformats.org/wordprocessingml/2006/main" w:ilvl="8">
+        <w:rFonts w:ascii="Courier New" w:hAnsi="Courier New" w:hint="default"/>
+      </w:rPr>
+    </w:lvl>
+    <w:lvl w:ilvl="8" w:tplc="DF1E311C">
       <w:start w:val="1"/>
       <w:numFmt w:val="bullet"/>
       <w:lvlText w:val=""/>
@@ -864,14 +802,15 @@
         <w:ind w:left="6480" w:hanging="360"/>
       </w:pPr>
       <w:rPr>
-        <w:rFonts w:hint="default" w:ascii="Wingdings" w:hAnsi="Wingdings"/>
+        <w:rFonts w:ascii="Wingdings" w:hAnsi="Wingdings" w:hint="default"/>
       </w:rPr>
     </w:lvl>
   </w:abstractNum>
-  <w:abstractNum xmlns:w="http://schemas.openxmlformats.org/wordprocessingml/2006/main" w:abstractNumId="1">
-    <w:nsid w:val="488ce60f"/>
-    <w:multiLevelType xmlns:w="http://schemas.openxmlformats.org/wordprocessingml/2006/main" w:val="hybridMultilevel"/>
-    <w:lvl xmlns:w="http://schemas.openxmlformats.org/wordprocessingml/2006/main" w:ilvl="0">
+  <w:abstractNum w:abstractNumId="3" w15:restartNumberingAfterBreak="0">
+    <w:nsid w:val="71D33A1F"/>
+    <w:multiLevelType w:val="hybridMultilevel"/>
+    <w:tmpl w:val="4D80A108"/>
+    <w:lvl w:ilvl="0" w:tplc="1A2C6FF0">
       <w:start w:val="1"/>
       <w:numFmt w:val="bullet"/>
       <w:lvlText w:val=""/>
@@ -880,10 +819,10 @@
         <w:ind w:left="720" w:hanging="360"/>
       </w:pPr>
       <w:rPr>
-        <w:rFonts w:hint="default" w:ascii="Symbol" w:hAnsi="Symbol"/>
-      </w:rPr>
-    </w:lvl>
-    <w:lvl xmlns:w="http://schemas.openxmlformats.org/wordprocessingml/2006/main" w:ilvl="1">
+        <w:rFonts w:ascii="Symbol" w:hAnsi="Symbol" w:hint="default"/>
+      </w:rPr>
+    </w:lvl>
+    <w:lvl w:ilvl="1" w:tplc="C87254D0">
       <w:start w:val="1"/>
       <w:numFmt w:val="bullet"/>
       <w:lvlText w:val="o"/>
@@ -892,10 +831,10 @@
         <w:ind w:left="1440" w:hanging="360"/>
       </w:pPr>
       <w:rPr>
-        <w:rFonts w:hint="default" w:ascii="Courier New" w:hAnsi="Courier New"/>
-      </w:rPr>
-    </w:lvl>
-    <w:lvl xmlns:w="http://schemas.openxmlformats.org/wordprocessingml/2006/main" w:ilvl="2">
+        <w:rFonts w:ascii="Courier New" w:hAnsi="Courier New" w:hint="default"/>
+      </w:rPr>
+    </w:lvl>
+    <w:lvl w:ilvl="2" w:tplc="1FB00050">
       <w:start w:val="1"/>
       <w:numFmt w:val="bullet"/>
       <w:lvlText w:val=""/>
@@ -904,10 +843,10 @@
         <w:ind w:left="2160" w:hanging="360"/>
       </w:pPr>
       <w:rPr>
-        <w:rFonts w:hint="default" w:ascii="Wingdings" w:hAnsi="Wingdings"/>
-      </w:rPr>
-    </w:lvl>
-    <w:lvl xmlns:w="http://schemas.openxmlformats.org/wordprocessingml/2006/main" w:ilvl="3">
+        <w:rFonts w:ascii="Wingdings" w:hAnsi="Wingdings" w:hint="default"/>
+      </w:rPr>
+    </w:lvl>
+    <w:lvl w:ilvl="3" w:tplc="3DB0D5DE">
       <w:start w:val="1"/>
       <w:numFmt w:val="bullet"/>
       <w:lvlText w:val=""/>
@@ -916,10 +855,10 @@
         <w:ind w:left="2880" w:hanging="360"/>
       </w:pPr>
       <w:rPr>
-        <w:rFonts w:hint="default" w:ascii="Symbol" w:hAnsi="Symbol"/>
-      </w:rPr>
-    </w:lvl>
-    <w:lvl xmlns:w="http://schemas.openxmlformats.org/wordprocessingml/2006/main" w:ilvl="4">
+        <w:rFonts w:ascii="Symbol" w:hAnsi="Symbol" w:hint="default"/>
+      </w:rPr>
+    </w:lvl>
+    <w:lvl w:ilvl="4" w:tplc="4024F25E">
       <w:start w:val="1"/>
       <w:numFmt w:val="bullet"/>
       <w:lvlText w:val="o"/>
@@ -928,10 +867,10 @@
         <w:ind w:left="3600" w:hanging="360"/>
       </w:pPr>
       <w:rPr>
-        <w:rFonts w:hint="default" w:ascii="Courier New" w:hAnsi="Courier New"/>
-      </w:rPr>
-    </w:lvl>
-    <w:lvl xmlns:w="http://schemas.openxmlformats.org/wordprocessingml/2006/main" w:ilvl="5">
+        <w:rFonts w:ascii="Courier New" w:hAnsi="Courier New" w:hint="default"/>
+      </w:rPr>
+    </w:lvl>
+    <w:lvl w:ilvl="5" w:tplc="CA06F3FE">
       <w:start w:val="1"/>
       <w:numFmt w:val="bullet"/>
       <w:lvlText w:val=""/>
@@ -940,10 +879,10 @@
         <w:ind w:left="4320" w:hanging="360"/>
       </w:pPr>
       <w:rPr>
-        <w:rFonts w:hint="default" w:ascii="Wingdings" w:hAnsi="Wingdings"/>
-      </w:rPr>
-    </w:lvl>
-    <w:lvl xmlns:w="http://schemas.openxmlformats.org/wordprocessingml/2006/main" w:ilvl="6">
+        <w:rFonts w:ascii="Wingdings" w:hAnsi="Wingdings" w:hint="default"/>
+      </w:rPr>
+    </w:lvl>
+    <w:lvl w:ilvl="6" w:tplc="F7EEF358">
       <w:start w:val="1"/>
       <w:numFmt w:val="bullet"/>
       <w:lvlText w:val=""/>
@@ -952,10 +891,10 @@
         <w:ind w:left="5040" w:hanging="360"/>
       </w:pPr>
       <w:rPr>
-        <w:rFonts w:hint="default" w:ascii="Symbol" w:hAnsi="Symbol"/>
-      </w:rPr>
-    </w:lvl>
-    <w:lvl xmlns:w="http://schemas.openxmlformats.org/wordprocessingml/2006/main" w:ilvl="7">
+        <w:rFonts w:ascii="Symbol" w:hAnsi="Symbol" w:hint="default"/>
+      </w:rPr>
+    </w:lvl>
+    <w:lvl w:ilvl="7" w:tplc="3FDEAC92">
       <w:start w:val="1"/>
       <w:numFmt w:val="bullet"/>
       <w:lvlText w:val="o"/>
@@ -964,10 +903,10 @@
         <w:ind w:left="5760" w:hanging="360"/>
       </w:pPr>
       <w:rPr>
-        <w:rFonts w:hint="default" w:ascii="Courier New" w:hAnsi="Courier New"/>
-      </w:rPr>
-    </w:lvl>
-    <w:lvl xmlns:w="http://schemas.openxmlformats.org/wordprocessingml/2006/main" w:ilvl="8">
+        <w:rFonts w:ascii="Courier New" w:hAnsi="Courier New" w:hint="default"/>
+      </w:rPr>
+    </w:lvl>
+    <w:lvl w:ilvl="8" w:tplc="D742A934">
       <w:start w:val="1"/>
       <w:numFmt w:val="bullet"/>
       <w:lvlText w:val=""/>
@@ -976,31 +915,31 @@
         <w:ind w:left="6480" w:hanging="360"/>
       </w:pPr>
       <w:rPr>
-        <w:rFonts w:hint="default" w:ascii="Wingdings" w:hAnsi="Wingdings"/>
+        <w:rFonts w:ascii="Wingdings" w:hAnsi="Wingdings" w:hint="default"/>
       </w:rPr>
     </w:lvl>
   </w:abstractNum>
-  <w:num w:numId="4">
-    <w:abstractNumId w:val="4"/>
+  <w:num w:numId="1" w16cid:durableId="813527716">
+    <w:abstractNumId w:val="0"/>
   </w:num>
-  <w:num w:numId="3">
+  <w:num w:numId="2" w16cid:durableId="1616599276">
     <w:abstractNumId w:val="3"/>
   </w:num>
-  <w:num w:numId="2">
+  <w:num w:numId="3" w16cid:durableId="490483775">
     <w:abstractNumId w:val="2"/>
   </w:num>
-  <w:num w:numId="1">
+  <w:num w:numId="4" w16cid:durableId="185216172">
     <w:abstractNumId w:val="1"/>
   </w:num>
 </w:numbering>
 </file>
 
 <file path=word/styles.xml><?xml version="1.0" encoding="utf-8"?>
-<w:styles xmlns:wp14="http://schemas.microsoft.com/office/word/2010/wordprocessingDrawing" xmlns:mc="http://schemas.openxmlformats.org/markup-compatibility/2006" xmlns:r="http://schemas.openxmlformats.org/officeDocument/2006/relationships" xmlns:w="http://schemas.openxmlformats.org/wordprocessingml/2006/main" xmlns:w14="http://schemas.microsoft.com/office/word/2010/wordml" xmlns:w15="http://schemas.microsoft.com/office/word/2012/wordml" xmlns:w16se="http://schemas.microsoft.com/office/word/2015/wordml/symex" xmlns:w16cid="http://schemas.microsoft.com/office/word/2016/wordml/cid" xmlns:w16="http://schemas.microsoft.com/office/word/2018/wordml" xmlns:w16cex="http://schemas.microsoft.com/office/word/2018/wordml/cex" xmlns:w16sdtdh="http://schemas.microsoft.com/office/word/2020/wordml/sdtdatahash" xmlns:w16sdtfl="http://schemas.microsoft.com/office/word/2024/wordml/sdtformatlock" mc:Ignorable="w14 w15 wp14 w16se w16cid w16 w16cex w16sdtdh w16sdtfl">
+<w:styles xmlns:mc="http://schemas.openxmlformats.org/markup-compatibility/2006" xmlns:r="http://schemas.openxmlformats.org/officeDocument/2006/relationships" xmlns:w="http://schemas.openxmlformats.org/wordprocessingml/2006/main" xmlns:w14="http://schemas.microsoft.com/office/word/2010/wordml" xmlns:w15="http://schemas.microsoft.com/office/word/2012/wordml" xmlns:w16cex="http://schemas.microsoft.com/office/word/2018/wordml/cex" xmlns:w16cid="http://schemas.microsoft.com/office/word/2016/wordml/cid" xmlns:w16="http://schemas.microsoft.com/office/word/2018/wordml" xmlns:w16du="http://schemas.microsoft.com/office/word/2023/wordml/word16du" xmlns:w16sdtdh="http://schemas.microsoft.com/office/word/2020/wordml/sdtdatahash" xmlns:w16sdtfl="http://schemas.microsoft.com/office/word/2024/wordml/sdtformatlock" xmlns:w16se="http://schemas.microsoft.com/office/word/2015/wordml/symex" mc:Ignorable="w14 w15 w16se w16cid w16 w16cex w16sdtdh w16sdtfl w16du">
   <w:docDefaults>
     <w:rPrDefault>
       <w:rPr>
-        <w:rFonts w:asciiTheme="minorHAnsi" w:hAnsiTheme="minorHAnsi" w:eastAsiaTheme="minorEastAsia" w:cstheme="minorBidi"/>
+        <w:rFonts w:asciiTheme="minorHAnsi" w:eastAsiaTheme="minorEastAsia" w:hAnsiTheme="minorHAnsi" w:cstheme="minorBidi"/>
         <w:sz w:val="24"/>
         <w:szCs w:val="24"/>
         <w:lang w:val="en-US" w:eastAsia="ja-JP" w:bidi="ar-SA"/>
@@ -1012,17 +951,17 @@
       </w:pPr>
     </w:pPrDefault>
   </w:docDefaults>
-  <w:latentStyles w:defLockedState="0" w:defUIPriority="99" w:defSemiHidden="0" w:defUnhideWhenUsed="0" w:defQFormat="0" w:count="371">
+  <w:latentStyles w:defLockedState="0" w:defUIPriority="99" w:defSemiHidden="0" w:defUnhideWhenUsed="0" w:defQFormat="0" w:count="376">
     <w:lsdException w:name="Normal" w:uiPriority="0" w:qFormat="1"/>
     <w:lsdException w:name="heading 1" w:uiPriority="9" w:qFormat="1"/>
-    <w:lsdException w:name="heading 2" w:uiPriority="9" w:semiHidden="1" w:unhideWhenUsed="1" w:qFormat="1"/>
-    <w:lsdException w:name="heading 3" w:uiPriority="9" w:semiHidden="1" w:unhideWhenUsed="1" w:qFormat="1"/>
-    <w:lsdException w:name="heading 4" w:uiPriority="9" w:semiHidden="1" w:unhideWhenUsed="1" w:qFormat="1"/>
-    <w:lsdException w:name="heading 5" w:uiPriority="9" w:semiHidden="1" w:unhideWhenUsed="1" w:qFormat="1"/>
-    <w:lsdException w:name="heading 6" w:uiPriority="9" w:semiHidden="1" w:unhideWhenUsed="1" w:qFormat="1"/>
-    <w:lsdException w:name="heading 7" w:uiPriority="9" w:semiHidden="1" w:unhideWhenUsed="1" w:qFormat="1"/>
-    <w:lsdException w:name="heading 8" w:uiPriority="9" w:semiHidden="1" w:unhideWhenUsed="1" w:qFormat="1"/>
-    <w:lsdException w:name="heading 9" w:uiPriority="9" w:semiHidden="1" w:unhideWhenUsed="1" w:qFormat="1"/>
+    <w:lsdException w:name="heading 2" w:semiHidden="1" w:uiPriority="9" w:unhideWhenUsed="1" w:qFormat="1"/>
+    <w:lsdException w:name="heading 3" w:semiHidden="1" w:uiPriority="9" w:unhideWhenUsed="1" w:qFormat="1"/>
+    <w:lsdException w:name="heading 4" w:semiHidden="1" w:uiPriority="9" w:unhideWhenUsed="1" w:qFormat="1"/>
+    <w:lsdException w:name="heading 5" w:semiHidden="1" w:uiPriority="9" w:unhideWhenUsed="1" w:qFormat="1"/>
+    <w:lsdException w:name="heading 6" w:semiHidden="1" w:uiPriority="9" w:unhideWhenUsed="1" w:qFormat="1"/>
+    <w:lsdException w:name="heading 7" w:semiHidden="1" w:uiPriority="9" w:unhideWhenUsed="1" w:qFormat="1"/>
+    <w:lsdException w:name="heading 8" w:semiHidden="1" w:uiPriority="9" w:unhideWhenUsed="1" w:qFormat="1"/>
+    <w:lsdException w:name="heading 9" w:semiHidden="1" w:uiPriority="9" w:unhideWhenUsed="1" w:qFormat="1"/>
     <w:lsdException w:name="index 1" w:semiHidden="1" w:unhideWhenUsed="1"/>
     <w:lsdException w:name="index 2" w:semiHidden="1" w:unhideWhenUsed="1"/>
     <w:lsdException w:name="index 3" w:semiHidden="1" w:unhideWhenUsed="1"/>
@@ -1032,22 +971,22 @@
     <w:lsdException w:name="index 7" w:semiHidden="1" w:unhideWhenUsed="1"/>
     <w:lsdException w:name="index 8" w:semiHidden="1" w:unhideWhenUsed="1"/>
     <w:lsdException w:name="index 9" w:semiHidden="1" w:unhideWhenUsed="1"/>
-    <w:lsdException w:name="toc 1" w:uiPriority="39" w:semiHidden="1" w:unhideWhenUsed="1"/>
-    <w:lsdException w:name="toc 2" w:uiPriority="39" w:semiHidden="1" w:unhideWhenUsed="1"/>
-    <w:lsdException w:name="toc 3" w:uiPriority="39" w:semiHidden="1" w:unhideWhenUsed="1"/>
-    <w:lsdException w:name="toc 4" w:uiPriority="39" w:semiHidden="1" w:unhideWhenUsed="1"/>
-    <w:lsdException w:name="toc 5" w:uiPriority="39" w:semiHidden="1" w:unhideWhenUsed="1"/>
-    <w:lsdException w:name="toc 6" w:uiPriority="39" w:semiHidden="1" w:unhideWhenUsed="1"/>
-    <w:lsdException w:name="toc 7" w:uiPriority="39" w:semiHidden="1" w:unhideWhenUsed="1"/>
-    <w:lsdException w:name="toc 8" w:uiPriority="39" w:semiHidden="1" w:unhideWhenUsed="1"/>
-    <w:lsdException w:name="toc 9" w:uiPriority="39" w:semiHidden="1" w:unhideWhenUsed="1"/>
+    <w:lsdException w:name="toc 1" w:semiHidden="1" w:uiPriority="39" w:unhideWhenUsed="1"/>
+    <w:lsdException w:name="toc 2" w:semiHidden="1" w:uiPriority="39" w:unhideWhenUsed="1"/>
+    <w:lsdException w:name="toc 3" w:semiHidden="1" w:uiPriority="39" w:unhideWhenUsed="1"/>
+    <w:lsdException w:name="toc 4" w:semiHidden="1" w:uiPriority="39" w:unhideWhenUsed="1"/>
+    <w:lsdException w:name="toc 5" w:semiHidden="1" w:uiPriority="39" w:unhideWhenUsed="1"/>
+    <w:lsdException w:name="toc 6" w:semiHidden="1" w:uiPriority="39" w:unhideWhenUsed="1"/>
+    <w:lsdException w:name="toc 7" w:semiHidden="1" w:uiPriority="39" w:unhideWhenUsed="1"/>
+    <w:lsdException w:name="toc 8" w:semiHidden="1" w:uiPriority="39" w:unhideWhenUsed="1"/>
+    <w:lsdException w:name="toc 9" w:semiHidden="1" w:uiPriority="39" w:unhideWhenUsed="1"/>
     <w:lsdException w:name="Normal Indent" w:semiHidden="1" w:unhideWhenUsed="1"/>
     <w:lsdException w:name="footnote text" w:semiHidden="1" w:unhideWhenUsed="1"/>
     <w:lsdException w:name="annotation text" w:semiHidden="1" w:unhideWhenUsed="1"/>
     <w:lsdException w:name="header" w:semiHidden="1" w:unhideWhenUsed="1"/>
     <w:lsdException w:name="footer" w:semiHidden="1" w:unhideWhenUsed="1"/>
     <w:lsdException w:name="index heading" w:semiHidden="1" w:unhideWhenUsed="1"/>
-    <w:lsdException w:name="caption" w:uiPriority="35" w:semiHidden="1" w:unhideWhenUsed="1" w:qFormat="1"/>
+    <w:lsdException w:name="caption" w:semiHidden="1" w:uiPriority="35" w:unhideWhenUsed="1" w:qFormat="1"/>
     <w:lsdException w:name="table of figures" w:semiHidden="1" w:unhideWhenUsed="1"/>
     <w:lsdException w:name="envelope address" w:semiHidden="1" w:unhideWhenUsed="1"/>
     <w:lsdException w:name="envelope return" w:semiHidden="1" w:unhideWhenUsed="1"/>
@@ -1078,7 +1017,7 @@
     <w:lsdException w:name="Title" w:uiPriority="10" w:qFormat="1"/>
     <w:lsdException w:name="Closing" w:semiHidden="1" w:unhideWhenUsed="1"/>
     <w:lsdException w:name="Signature" w:semiHidden="1" w:unhideWhenUsed="1"/>
-    <w:lsdException w:name="Default Paragraph Font" w:uiPriority="1" w:semiHidden="1" w:unhideWhenUsed="1"/>
+    <w:lsdException w:name="Default Paragraph Font" w:semiHidden="1" w:uiPriority="1" w:unhideWhenUsed="1"/>
     <w:lsdException w:name="Body Text" w:semiHidden="1" w:unhideWhenUsed="1"/>
     <w:lsdException w:name="Body Text Indent" w:semiHidden="1" w:unhideWhenUsed="1"/>
     <w:lsdException w:name="List Continue" w:semiHidden="1" w:unhideWhenUsed="1"/>
@@ -1278,8 +1217,8 @@
     <w:lsdException w:name="Subtle Reference" w:uiPriority="31" w:qFormat="1"/>
     <w:lsdException w:name="Intense Reference" w:uiPriority="32" w:qFormat="1"/>
     <w:lsdException w:name="Book Title" w:uiPriority="33" w:qFormat="1"/>
-    <w:lsdException w:name="Bibliography" w:uiPriority="37" w:semiHidden="1" w:unhideWhenUsed="1"/>
-    <w:lsdException w:name="TOC Heading" w:uiPriority="39" w:semiHidden="1" w:unhideWhenUsed="1" w:qFormat="1"/>
+    <w:lsdException w:name="Bibliography" w:semiHidden="1" w:uiPriority="37" w:unhideWhenUsed="1"/>
+    <w:lsdException w:name="TOC Heading" w:semiHidden="1" w:uiPriority="39" w:unhideWhenUsed="1" w:qFormat="1"/>
     <w:lsdException w:name="Plain Table 1" w:uiPriority="41"/>
     <w:lsdException w:name="Plain Table 2" w:uiPriority="42"/>
     <w:lsdException w:name="Plain Table 3" w:uiPriority="43"/>
@@ -1384,18 +1323,84 @@
     <w:lsdException w:name="List Table 5 Dark Accent 6" w:uiPriority="50"/>
     <w:lsdException w:name="List Table 6 Colorful Accent 6" w:uiPriority="51"/>
     <w:lsdException w:name="List Table 7 Colorful Accent 6" w:uiPriority="52"/>
+    <w:lsdException w:name="Mention" w:semiHidden="1" w:unhideWhenUsed="1"/>
+    <w:lsdException w:name="Smart Hyperlink" w:semiHidden="1" w:unhideWhenUsed="1"/>
+    <w:lsdException w:name="Hashtag" w:semiHidden="1" w:unhideWhenUsed="1"/>
+    <w:lsdException w:name="Unresolved Mention" w:semiHidden="1" w:unhideWhenUsed="1"/>
+    <w:lsdException w:name="Smart Link" w:semiHidden="1" w:unhideWhenUsed="1"/>
   </w:latentStyles>
-  <w:style w:type="paragraph" w:styleId="Normal" w:default="1">
+  <w:style w:type="paragraph" w:default="1" w:styleId="Normal">
     <w:name w:val="Normal"/>
     <w:qFormat/>
   </w:style>
-  <w:style w:type="character" w:styleId="DefaultParagraphFont" w:default="1">
+  <w:style w:type="paragraph" w:styleId="Heading1">
+    <w:name w:val="heading 1"/>
+    <w:basedOn w:val="Normal"/>
+    <w:next w:val="Normal"/>
+    <w:uiPriority w:val="9"/>
+    <w:qFormat/>
+    <w:rsid w:val="761BA561"/>
+    <w:pPr>
+      <w:keepNext/>
+      <w:keepLines/>
+      <w:spacing w:before="360" w:after="80"/>
+      <w:outlineLvl w:val="0"/>
+    </w:pPr>
+    <w:rPr>
+      <w:rFonts w:asciiTheme="majorHAnsi" w:eastAsiaTheme="majorEastAsia" w:hAnsiTheme="majorHAnsi" w:cstheme="majorBidi"/>
+      <w:color w:val="0F4761" w:themeColor="accent1" w:themeShade="BF"/>
+      <w:sz w:val="40"/>
+      <w:szCs w:val="40"/>
+    </w:rPr>
+  </w:style>
+  <w:style w:type="paragraph" w:styleId="Heading2">
+    <w:name w:val="heading 2"/>
+    <w:basedOn w:val="Normal"/>
+    <w:next w:val="Normal"/>
+    <w:uiPriority w:val="9"/>
+    <w:unhideWhenUsed/>
+    <w:qFormat/>
+    <w:rsid w:val="761BA561"/>
+    <w:pPr>
+      <w:keepNext/>
+      <w:keepLines/>
+      <w:spacing w:before="160" w:after="80"/>
+      <w:outlineLvl w:val="1"/>
+    </w:pPr>
+    <w:rPr>
+      <w:rFonts w:asciiTheme="majorHAnsi" w:eastAsiaTheme="majorEastAsia" w:hAnsiTheme="majorHAnsi" w:cstheme="majorBidi"/>
+      <w:color w:val="0F4761" w:themeColor="accent1" w:themeShade="BF"/>
+      <w:sz w:val="32"/>
+      <w:szCs w:val="32"/>
+    </w:rPr>
+  </w:style>
+  <w:style w:type="paragraph" w:styleId="Heading3">
+    <w:name w:val="heading 3"/>
+    <w:basedOn w:val="Normal"/>
+    <w:next w:val="Normal"/>
+    <w:uiPriority w:val="9"/>
+    <w:unhideWhenUsed/>
+    <w:qFormat/>
+    <w:rsid w:val="761BA561"/>
+    <w:pPr>
+      <w:keepNext/>
+      <w:keepLines/>
+      <w:spacing w:before="160" w:after="80"/>
+      <w:outlineLvl w:val="2"/>
+    </w:pPr>
+    <w:rPr>
+      <w:rFonts w:eastAsiaTheme="majorEastAsia" w:cstheme="majorBidi"/>
+      <w:color w:val="0F4761" w:themeColor="accent1" w:themeShade="BF"/>
+      <w:sz w:val="28"/>
+      <w:szCs w:val="28"/>
+    </w:rPr>
+  </w:style>
+  <w:style w:type="character" w:default="1" w:styleId="DefaultParagraphFont">
     <w:name w:val="Default Paragraph Font"/>
     <w:uiPriority w:val="1"/>
-    <w:semiHidden/>
     <w:unhideWhenUsed/>
   </w:style>
-  <w:style w:type="table" w:styleId="TableNormal" w:default="1">
+  <w:style w:type="table" w:default="1" w:styleId="TableNormal">
     <w:name w:val="Normal Table"/>
     <w:uiPriority w:val="99"/>
     <w:semiHidden/>
@@ -1410,82 +1415,19 @@
       </w:tblCellMar>
     </w:tblPr>
   </w:style>
-  <w:style w:type="numbering" w:styleId="NoList" w:default="1">
+  <w:style w:type="numbering" w:default="1" w:styleId="NoList">
     <w:name w:val="No List"/>
     <w:uiPriority w:val="99"/>
     <w:semiHidden/>
     <w:unhideWhenUsed/>
   </w:style>
-  <w:style w:type="paragraph" w:styleId="Heading1">
-    <w:uiPriority w:val="9"/>
-    <w:name w:val="heading 1"/>
-    <w:basedOn w:val="Normal"/>
-    <w:next w:val="Normal"/>
-    <w:qFormat/>
-    <w:rsid w:val="761BA561"/>
-    <w:rPr>
-      <w:rFonts w:ascii="Aptos Display" w:hAnsi="Aptos Display" w:eastAsia="" w:cs="" w:asciiTheme="majorAscii" w:hAnsiTheme="majorAscii" w:eastAsiaTheme="majorEastAsia" w:cstheme="majorBidi"/>
-      <w:color w:val="0F4761" w:themeColor="accent1" w:themeTint="FF" w:themeShade="BF"/>
-      <w:sz w:val="40"/>
-      <w:szCs w:val="40"/>
-    </w:rPr>
-    <w:pPr>
-      <w:keepNext w:val="1"/>
-      <w:keepLines w:val="1"/>
-      <w:spacing w:before="360" w:after="80"/>
-      <w:outlineLvl w:val="0"/>
-    </w:pPr>
-  </w:style>
-  <w:style w:type="paragraph" w:styleId="Heading2">
-    <w:uiPriority w:val="9"/>
-    <w:name w:val="heading 2"/>
-    <w:basedOn w:val="Normal"/>
-    <w:next w:val="Normal"/>
-    <w:unhideWhenUsed/>
-    <w:qFormat/>
-    <w:rsid w:val="761BA561"/>
-    <w:rPr>
-      <w:rFonts w:ascii="Aptos Display" w:hAnsi="Aptos Display" w:eastAsia="" w:cs="" w:asciiTheme="majorAscii" w:hAnsiTheme="majorAscii" w:eastAsiaTheme="majorEastAsia" w:cstheme="majorBidi"/>
-      <w:color w:val="0F4761" w:themeColor="accent1" w:themeTint="FF" w:themeShade="BF"/>
-      <w:sz w:val="32"/>
-      <w:szCs w:val="32"/>
-    </w:rPr>
-    <w:pPr>
-      <w:keepNext w:val="1"/>
-      <w:keepLines w:val="1"/>
-      <w:spacing w:before="160" w:after="80"/>
-      <w:outlineLvl w:val="1"/>
-    </w:pPr>
-  </w:style>
-  <w:style w:type="paragraph" w:styleId="Heading3">
-    <w:uiPriority w:val="9"/>
-    <w:name w:val="heading 3"/>
-    <w:basedOn w:val="Normal"/>
-    <w:next w:val="Normal"/>
-    <w:unhideWhenUsed/>
-    <w:qFormat/>
-    <w:rsid w:val="761BA561"/>
-    <w:rPr>
-      <w:rFonts w:eastAsia="" w:cs="" w:eastAsiaTheme="majorEastAsia" w:cstheme="majorBidi"/>
-      <w:color w:val="0F4761" w:themeColor="accent1" w:themeTint="FF" w:themeShade="BF"/>
-      <w:sz w:val="28"/>
-      <w:szCs w:val="28"/>
-    </w:rPr>
-    <w:pPr>
-      <w:keepNext w:val="1"/>
-      <w:keepLines w:val="1"/>
-      <w:spacing w:before="160" w:after="80"/>
-      <w:outlineLvl w:val="2"/>
-    </w:pPr>
-  </w:style>
   <w:style w:type="paragraph" w:styleId="ListParagraph">
-    <w:uiPriority w:val="34"/>
     <w:name w:val="List Paragraph"/>
     <w:basedOn w:val="Normal"/>
+    <w:uiPriority w:val="34"/>
     <w:qFormat/>
     <w:rsid w:val="761BA561"/>
     <w:pPr>
-      <w:spacing/>
       <w:ind w:left="720"/>
       <w:contextualSpacing/>
     </w:pPr>
@@ -1494,7 +1436,7 @@
 </file>
 
 <file path=word/theme/theme1.xml><?xml version="1.0" encoding="utf-8"?>
-<a:theme xmlns:thm15="http://schemas.microsoft.com/office/thememl/2012/main" xmlns:a="http://schemas.openxmlformats.org/drawingml/2006/main" name="Office Theme">
+<a:theme xmlns:a="http://schemas.openxmlformats.org/drawingml/2006/main" name="Office Theme">
   <a:themeElements>
     <a:clrScheme name="Office">
       <a:dk1>
